--- a/DB/찬양팀/PRS_찬양팀매뉴얼_201-203_사랑과평안의교회.docx
+++ b/DB/찬양팀/PRS_찬양팀매뉴얼_201-203_사랑과평안의교회.docx
@@ -33,9 +33,6 @@
     </w:p>
     <w:p>
       <w:pPr>
-        <w:pBdr>
-          <w:bottom w:val="single" w:color="C8714A" w:sz="6"/>
-        </w:pBdr>
         <w:spacing w:after="80" w:before="0"/>
         <w:jc w:val="center"/>
       </w:pPr>
@@ -138,7 +135,7 @@
               <w:bottom w:val="single" w:color="B0C8E0" w:sz="4"/>
               <w:right w:val="single" w:color="B0C8E0" w:sz="4"/>
             </w:tcBorders>
-            <w:shd w:fill="EAF1F8" w:val="clear"/>
+            <w:shd w:fill="FFFFFF" w:val="clear"/>
             <w:tcMar>
               <w:top w:type="dxa" w:w="80"/>
               <w:left w:type="dxa" w:w="160"/>
@@ -202,7 +199,7 @@
               <w:bottom w:val="single" w:color="B0C8E0" w:sz="4"/>
               <w:right w:val="single" w:color="B0C8E0" w:sz="4"/>
             </w:tcBorders>
-            <w:shd w:fill="EAF1F8" w:val="clear"/>
+            <w:shd w:fill="FFFFFF" w:val="clear"/>
             <w:tcMar>
               <w:top w:type="dxa" w:w="80"/>
               <w:left w:type="dxa" w:w="160"/>
@@ -266,7 +263,7 @@
               <w:bottom w:val="single" w:color="B0C8E0" w:sz="4"/>
               <w:right w:val="single" w:color="B0C8E0" w:sz="4"/>
             </w:tcBorders>
-            <w:shd w:fill="EAF1F8" w:val="clear"/>
+            <w:shd w:fill="FFFFFF" w:val="clear"/>
             <w:tcMar>
               <w:top w:type="dxa" w:w="80"/>
               <w:left w:type="dxa" w:w="160"/>
@@ -330,7 +327,7 @@
               <w:bottom w:val="single" w:color="B0C8E0" w:sz="4"/>
               <w:right w:val="single" w:color="B0C8E0" w:sz="4"/>
             </w:tcBorders>
-            <w:shd w:fill="EAF1F8" w:val="clear"/>
+            <w:shd w:fill="FFFFFF" w:val="clear"/>
             <w:tcMar>
               <w:top w:type="dxa" w:w="80"/>
               <w:left w:type="dxa" w:w="160"/>
@@ -379,7 +376,7 @@
                 <w:sz w:val="18"/>
                 <w:szCs w:val="18"/>
               </w:rPr>
-              <w:t xml:space="preserve">—</w:t>
+              <w:t>말미 [개정 이력] 표 참조</w:t>
             </w:r>
           </w:p>
         </w:tc>
@@ -422,11 +419,354 @@
       </w:r>
     </w:p>
     <w:p>
-      <w:pPr>
-        <w:pBdr>
-          <w:bottom w:val="single" w:color="C8714A" w:sz="8"/>
-        </w:pBdr>
-        <w:shd w:fill="1A3A5C" w:val="clear"/>
+      <w:r>
+        <w:rPr>
+          <w:rFonts w:ascii="맑은 고딕" w:hAnsi="맑은 고딕"/>
+          <w:b/>
+          <w:color w:val="1A3A5C"/>
+          <w:sz w:val="26"/>
+        </w:rPr>
+        <w:t>■ 찬양팀 제출 업무 총괄  Duties Overview</w:t>
+      </w:r>
+    </w:p>
+    <w:p>
+      <w:r>
+        <w:rPr>
+          <w:rFonts w:ascii="맑은 고딕" w:hAnsi="맑은 고딕"/>
+          <w:sz w:val="22"/>
+        </w:rPr>
+        <w:t>아래 표는 찬양팀가 제출한 업무 현황을 반영한 것이다. 세부 운영 지침은 제1장 이하 각 조에서 정한다.</w:t>
+      </w:r>
+    </w:p>
+    <w:tbl>
+      <w:tblPr>
+        <w:tblW w:type="auto" w:w="0"/>
+        <w:tblLook w:firstColumn="1" w:firstRow="1" w:lastColumn="0" w:lastRow="0" w:noHBand="0" w:noVBand="1" w:val="04A0"/>
+        <w:tblBorders>
+          <w:top w:val="single" w:sz="4" w:space="0" w:color="C0D4EC"/>
+          <w:left w:val="single" w:sz="4" w:space="0" w:color="C0D4EC"/>
+          <w:bottom w:val="single" w:sz="4" w:space="0" w:color="C0D4EC"/>
+          <w:right w:val="single" w:sz="4" w:space="0" w:color="C0D4EC"/>
+          <w:insideH w:val="single" w:sz="4" w:space="0" w:color="C0D4EC"/>
+          <w:insideV w:val="single" w:sz="4" w:space="0" w:color="C0D4EC"/>
+        </w:tblBorders>
+      </w:tblPr>
+      <w:tblGrid>
+        <w:gridCol w:w="3023"/>
+        <w:gridCol w:w="3023"/>
+        <w:gridCol w:w="3023"/>
+      </w:tblGrid>
+      <w:tr>
+        <w:tc>
+          <w:tcPr>
+            <w:tcW w:type="dxa" w:w="3023"/>
+            <w:shd w:val="clear" w:fill="FFFFFF"/>
+          </w:tcPr>
+          <w:p>
+            <w:r/>
+            <w:r>
+              <w:rPr>
+                <w:rFonts w:ascii="맑은 고딕" w:hAnsi="맑은 고딕"/>
+                <w:b/>
+                <w:color w:val="1A1A1A"/>
+                <w:sz w:val="20"/>
+              </w:rPr>
+              <w:t>업무명</w:t>
+            </w:r>
+          </w:p>
+        </w:tc>
+        <w:tc>
+          <w:tcPr>
+            <w:tcW w:type="dxa" w:w="3023"/>
+            <w:shd w:val="clear" w:fill="FFFFFF"/>
+          </w:tcPr>
+          <w:p>
+            <w:r/>
+            <w:r>
+              <w:rPr>
+                <w:rFonts w:ascii="맑은 고딕" w:hAnsi="맑은 고딕"/>
+                <w:b/>
+                <w:color w:val="1A1A1A"/>
+                <w:sz w:val="20"/>
+              </w:rPr>
+              <w:t>주기</w:t>
+            </w:r>
+          </w:p>
+        </w:tc>
+        <w:tc>
+          <w:tcPr>
+            <w:tcW w:type="dxa" w:w="3023"/>
+            <w:shd w:val="clear" w:fill="FFFFFF"/>
+          </w:tcPr>
+          <w:p>
+            <w:r/>
+            <w:r>
+              <w:rPr>
+                <w:rFonts w:ascii="맑은 고딕" w:hAnsi="맑은 고딕"/>
+                <w:b/>
+                <w:color w:val="1A1A1A"/>
+                <w:sz w:val="20"/>
+              </w:rPr>
+              <w:t>예산</w:t>
+            </w:r>
+          </w:p>
+        </w:tc>
+      </w:tr>
+      <w:tr>
+        <w:tc>
+          <w:tcPr>
+            <w:tcW w:type="dxa" w:w="3023"/>
+          </w:tcPr>
+          <w:p>
+            <w:r/>
+            <w:r>
+              <w:rPr>
+                <w:rFonts w:ascii="맑은 고딕" w:hAnsi="맑은 고딕"/>
+                <w:b w:val="0"/>
+                <w:sz w:val="20"/>
+              </w:rPr>
+              <w:t>예배 찬양 인도</w:t>
+            </w:r>
+          </w:p>
+        </w:tc>
+        <w:tc>
+          <w:tcPr>
+            <w:tcW w:type="dxa" w:w="3023"/>
+          </w:tcPr>
+          <w:p>
+            <w:r/>
+            <w:r>
+              <w:rPr>
+                <w:rFonts w:ascii="맑은 고딕" w:hAnsi="맑은 고딕"/>
+                <w:b w:val="0"/>
+                <w:sz w:val="20"/>
+              </w:rPr>
+              <w:t>매주</w:t>
+            </w:r>
+          </w:p>
+        </w:tc>
+        <w:tc>
+          <w:tcPr>
+            <w:tcW w:type="dxa" w:w="3023"/>
+          </w:tcPr>
+          <w:p>
+            <w:r/>
+            <w:r>
+              <w:rPr>
+                <w:rFonts w:ascii="맑은 고딕" w:hAnsi="맑은 고딕"/>
+                <w:b w:val="0"/>
+                <w:sz w:val="20"/>
+              </w:rPr>
+              <w:t>—</w:t>
+            </w:r>
+          </w:p>
+        </w:tc>
+      </w:tr>
+      <w:tr>
+        <w:tc>
+          <w:tcPr>
+            <w:tcW w:type="dxa" w:w="3023"/>
+          </w:tcPr>
+          <w:p>
+            <w:r/>
+            <w:r>
+              <w:rPr>
+                <w:rFonts w:ascii="맑은 고딕" w:hAnsi="맑은 고딕"/>
+                <w:b w:val="0"/>
+                <w:sz w:val="20"/>
+              </w:rPr>
+              <w:t>성탄 예배 찬양 인도</w:t>
+            </w:r>
+          </w:p>
+        </w:tc>
+        <w:tc>
+          <w:tcPr>
+            <w:tcW w:type="dxa" w:w="3023"/>
+          </w:tcPr>
+          <w:p>
+            <w:r/>
+            <w:r>
+              <w:rPr>
+                <w:rFonts w:ascii="맑은 고딕" w:hAnsi="맑은 고딕"/>
+                <w:b w:val="0"/>
+                <w:sz w:val="20"/>
+              </w:rPr>
+              <w:t>연간</w:t>
+            </w:r>
+          </w:p>
+        </w:tc>
+        <w:tc>
+          <w:tcPr>
+            <w:tcW w:type="dxa" w:w="3023"/>
+          </w:tcPr>
+          <w:p>
+            <w:r/>
+            <w:r>
+              <w:rPr>
+                <w:rFonts w:ascii="맑은 고딕" w:hAnsi="맑은 고딕"/>
+                <w:b w:val="0"/>
+                <w:sz w:val="20"/>
+              </w:rPr>
+              <w:t>—</w:t>
+            </w:r>
+          </w:p>
+        </w:tc>
+      </w:tr>
+      <w:tr>
+        <w:tc>
+          <w:tcPr>
+            <w:tcW w:type="dxa" w:w="3023"/>
+          </w:tcPr>
+          <w:p>
+            <w:r/>
+            <w:r>
+              <w:rPr>
+                <w:rFonts w:ascii="맑은 고딕" w:hAnsi="맑은 고딕"/>
+                <w:b w:val="0"/>
+                <w:sz w:val="20"/>
+              </w:rPr>
+              <w:t>송구영신 예배 찬양 인도</w:t>
+            </w:r>
+          </w:p>
+        </w:tc>
+        <w:tc>
+          <w:tcPr>
+            <w:tcW w:type="dxa" w:w="3023"/>
+          </w:tcPr>
+          <w:p>
+            <w:r/>
+            <w:r>
+              <w:rPr>
+                <w:rFonts w:ascii="맑은 고딕" w:hAnsi="맑은 고딕"/>
+                <w:b w:val="0"/>
+                <w:sz w:val="20"/>
+              </w:rPr>
+              <w:t>연간</w:t>
+            </w:r>
+          </w:p>
+        </w:tc>
+        <w:tc>
+          <w:tcPr>
+            <w:tcW w:type="dxa" w:w="3023"/>
+          </w:tcPr>
+          <w:p>
+            <w:r/>
+            <w:r>
+              <w:rPr>
+                <w:rFonts w:ascii="맑은 고딕" w:hAnsi="맑은 고딕"/>
+                <w:b w:val="0"/>
+                <w:sz w:val="20"/>
+              </w:rPr>
+              <w:t>—</w:t>
+            </w:r>
+          </w:p>
+        </w:tc>
+      </w:tr>
+      <w:tr>
+        <w:tc>
+          <w:tcPr>
+            <w:tcW w:type="dxa" w:w="3023"/>
+          </w:tcPr>
+          <w:p>
+            <w:r/>
+            <w:r>
+              <w:rPr>
+                <w:rFonts w:ascii="맑은 고딕" w:hAnsi="맑은 고딕"/>
+                <w:b w:val="0"/>
+                <w:sz w:val="20"/>
+              </w:rPr>
+              <w:t>여름 가족 수련회 찬양 인도</w:t>
+            </w:r>
+          </w:p>
+        </w:tc>
+        <w:tc>
+          <w:tcPr>
+            <w:tcW w:type="dxa" w:w="3023"/>
+          </w:tcPr>
+          <w:p>
+            <w:r/>
+            <w:r>
+              <w:rPr>
+                <w:rFonts w:ascii="맑은 고딕" w:hAnsi="맑은 고딕"/>
+                <w:b w:val="0"/>
+                <w:sz w:val="20"/>
+              </w:rPr>
+              <w:t>연간</w:t>
+            </w:r>
+          </w:p>
+        </w:tc>
+        <w:tc>
+          <w:tcPr>
+            <w:tcW w:type="dxa" w:w="3023"/>
+          </w:tcPr>
+          <w:p>
+            <w:r/>
+            <w:r>
+              <w:rPr>
+                <w:rFonts w:ascii="맑은 고딕" w:hAnsi="맑은 고딕"/>
+                <w:b w:val="0"/>
+                <w:sz w:val="20"/>
+              </w:rPr>
+              <w:t>—</w:t>
+            </w:r>
+          </w:p>
+        </w:tc>
+      </w:tr>
+      <w:tr>
+        <w:tc>
+          <w:tcPr>
+            <w:tcW w:type="dxa" w:w="3023"/>
+          </w:tcPr>
+          <w:p>
+            <w:r/>
+            <w:r>
+              <w:rPr>
+                <w:rFonts w:ascii="맑은 고딕" w:hAnsi="맑은 고딕"/>
+                <w:b w:val="0"/>
+                <w:sz w:val="20"/>
+              </w:rPr>
+              <w:t>기도모임</w:t>
+            </w:r>
+          </w:p>
+        </w:tc>
+        <w:tc>
+          <w:tcPr>
+            <w:tcW w:type="dxa" w:w="3023"/>
+          </w:tcPr>
+          <w:p>
+            <w:r/>
+            <w:r>
+              <w:rPr>
+                <w:rFonts w:ascii="맑은 고딕" w:hAnsi="맑은 고딕"/>
+                <w:b w:val="0"/>
+                <w:sz w:val="20"/>
+              </w:rPr>
+              <w:t>매월</w:t>
+            </w:r>
+          </w:p>
+        </w:tc>
+        <w:tc>
+          <w:tcPr>
+            <w:tcW w:type="dxa" w:w="3023"/>
+          </w:tcPr>
+          <w:p>
+            <w:r/>
+            <w:r>
+              <w:rPr>
+                <w:rFonts w:ascii="맑은 고딕" w:hAnsi="맑은 고딕"/>
+                <w:b w:val="0"/>
+                <w:sz w:val="20"/>
+              </w:rPr>
+              <w:t>—</w:t>
+            </w:r>
+          </w:p>
+        </w:tc>
+      </w:tr>
+    </w:tbl>
+    <w:p/>
+    <w:p>
+      <w:pPr>
+        <w:shd w:fill="FFFFFF" w:val="clear"/>
         <w:spacing w:after="200" w:before="440"/>
         <w:jc w:val="center"/>
       </w:pPr>
@@ -435,7 +775,7 @@
           <w:rFonts w:ascii="맑은 고딕" w:cs="맑은 고딕" w:eastAsia="맑은 고딕" w:hAnsi="맑은 고딕"/>
           <w:b/>
           <w:bCs/>
-          <w:color w:val="FFFFFF"/>
+          <w:color w:val="1A1A1A"/>
           <w:sz w:val="27"/>
           <w:szCs w:val="27"/>
         </w:rPr>
@@ -467,9 +807,6 @@
     </w:p>
     <w:p>
       <w:pPr>
-        <w:pBdr>
-          <w:left w:val="single" w:color="C8714A" w:sz="12"/>
-        </w:pBdr>
         <w:spacing w:after="60" w:before="260"/>
         <w:ind w:left="180"/>
       </w:pPr>
@@ -517,9 +854,6 @@
     </w:p>
     <w:p>
       <w:pPr>
-        <w:pBdr>
-          <w:left w:val="single" w:color="C8714A" w:sz="12"/>
-        </w:pBdr>
         <w:spacing w:after="60" w:before="260"/>
         <w:ind w:left="180"/>
       </w:pPr>
@@ -553,12 +887,12 @@
       <w:tblPr>
         <w:tblW w:type="dxa" w:w="9070"/>
         <w:tblBorders>
-          <w:top w:val="single" w:color="auto" w:sz="4"/>
-          <w:left w:val="single" w:color="auto" w:sz="4"/>
-          <w:bottom w:val="single" w:color="auto" w:sz="4"/>
-          <w:right w:val="single" w:color="auto" w:sz="4"/>
-          <w:insideH w:val="single" w:color="auto" w:sz="4"/>
-          <w:insideV w:val="single" w:color="auto" w:sz="4"/>
+          <w:top w:val="nil"/>
+          <w:left w:val="nil"/>
+          <w:bottom w:val="nil"/>
+          <w:right w:val="nil"/>
+          <w:insideH w:val="nil"/>
+          <w:insideV w:val="nil"/>
         </w:tblBorders>
       </w:tblPr>
       <w:tblGrid>
@@ -568,13 +902,7 @@
         <w:tc>
           <w:tcPr>
             <w:tcW w:type="dxa" w:w="9070"/>
-            <w:tcBorders>
-              <w:top w:val="single" w:color="4A1E6E" w:sz="10"/>
-              <w:left w:val="single" w:color="4A1E6E" w:sz="8"/>
-              <w:bottom w:val="single" w:color="4A1E6E" w:sz="10"/>
-              <w:right w:val="none" w:color="FFFFFF" w:sz="0"/>
-            </w:tcBorders>
-            <w:shd w:fill="F5F0FF" w:val="clear"/>
+            <w:shd w:fill="FFFFFF" w:val="clear"/>
             <w:tcMar>
               <w:top w:type="dxa" w:w="140"/>
               <w:left w:type="dxa" w:w="280"/>
@@ -631,10 +959,7 @@
     </w:p>
     <w:p>
       <w:pPr>
-        <w:pBdr>
-          <w:bottom w:val="single" w:color="C8714A" w:sz="8"/>
-        </w:pBdr>
-        <w:shd w:fill="1A3A5C" w:val="clear"/>
+        <w:shd w:fill="FFFFFF" w:val="clear"/>
         <w:spacing w:after="200" w:before="440"/>
         <w:jc w:val="center"/>
       </w:pPr>
@@ -643,7 +968,7 @@
           <w:rFonts w:ascii="맑은 고딕" w:cs="맑은 고딕" w:eastAsia="맑은 고딕" w:hAnsi="맑은 고딕"/>
           <w:b/>
           <w:bCs/>
-          <w:color w:val="FFFFFF"/>
+          <w:color w:val="1A1A1A"/>
           <w:sz w:val="27"/>
           <w:szCs w:val="27"/>
         </w:rPr>
@@ -675,9 +1000,6 @@
     </w:p>
     <w:p>
       <w:pPr>
-        <w:pBdr>
-          <w:left w:val="single" w:color="C8714A" w:sz="12"/>
-        </w:pBdr>
         <w:spacing w:after="60" w:before="260"/>
         <w:ind w:left="180"/>
       </w:pPr>
@@ -767,7 +1089,7 @@
               <w:bottom w:val="single" w:color="B0C8E0" w:sz="4"/>
               <w:right w:val="single" w:color="B0C8E0" w:sz="4"/>
             </w:tcBorders>
-            <w:shd w:fill="1A3A5C" w:val="clear"/>
+            <w:shd w:fill="FFFFFF" w:val="clear"/>
             <w:tcMar>
               <w:top w:type="dxa" w:w="80"/>
               <w:left w:type="dxa" w:w="100"/>
@@ -784,7 +1106,7 @@
                 <w:rFonts w:ascii="맑은 고딕" w:cs="맑은 고딕" w:eastAsia="맑은 고딕" w:hAnsi="맑은 고딕"/>
                 <w:b/>
                 <w:bCs/>
-                <w:color w:val="FFFFFF"/>
+                <w:color w:val="1A1A1A"/>
                 <w:sz w:val="17"/>
                 <w:szCs w:val="17"/>
               </w:rPr>
@@ -801,7 +1123,7 @@
               <w:bottom w:val="single" w:color="B0C8E0" w:sz="4"/>
               <w:right w:val="single" w:color="B0C8E0" w:sz="4"/>
             </w:tcBorders>
-            <w:shd w:fill="1A3A5C" w:val="clear"/>
+            <w:shd w:fill="FFFFFF" w:val="clear"/>
             <w:tcMar>
               <w:top w:type="dxa" w:w="80"/>
               <w:left w:type="dxa" w:w="100"/>
@@ -818,7 +1140,7 @@
                 <w:rFonts w:ascii="맑은 고딕" w:cs="맑은 고딕" w:eastAsia="맑은 고딕" w:hAnsi="맑은 고딕"/>
                 <w:b/>
                 <w:bCs/>
-                <w:color w:val="FFFFFF"/>
+                <w:color w:val="1A1A1A"/>
                 <w:sz w:val="17"/>
                 <w:szCs w:val="17"/>
               </w:rPr>
@@ -835,7 +1157,7 @@
               <w:bottom w:val="single" w:color="B0C8E0" w:sz="4"/>
               <w:right w:val="single" w:color="B0C8E0" w:sz="4"/>
             </w:tcBorders>
-            <w:shd w:fill="1A3A5C" w:val="clear"/>
+            <w:shd w:fill="FFFFFF" w:val="clear"/>
             <w:tcMar>
               <w:top w:type="dxa" w:w="80"/>
               <w:left w:type="dxa" w:w="100"/>
@@ -852,7 +1174,7 @@
                 <w:rFonts w:ascii="맑은 고딕" w:cs="맑은 고딕" w:eastAsia="맑은 고딕" w:hAnsi="맑은 고딕"/>
                 <w:b/>
                 <w:bCs/>
-                <w:color w:val="FFFFFF"/>
+                <w:color w:val="1A1A1A"/>
                 <w:sz w:val="17"/>
                 <w:szCs w:val="17"/>
               </w:rPr>
@@ -869,7 +1191,7 @@
               <w:bottom w:val="single" w:color="B0C8E0" w:sz="4"/>
               <w:right w:val="single" w:color="B0C8E0" w:sz="4"/>
             </w:tcBorders>
-            <w:shd w:fill="1A3A5C" w:val="clear"/>
+            <w:shd w:fill="FFFFFF" w:val="clear"/>
             <w:tcMar>
               <w:top w:type="dxa" w:w="80"/>
               <w:left w:type="dxa" w:w="100"/>
@@ -886,7 +1208,7 @@
                 <w:rFonts w:ascii="맑은 고딕" w:cs="맑은 고딕" w:eastAsia="맑은 고딕" w:hAnsi="맑은 고딕"/>
                 <w:b/>
                 <w:bCs/>
-                <w:color w:val="FFFFFF"/>
+                <w:color w:val="1A1A1A"/>
                 <w:sz w:val="17"/>
                 <w:szCs w:val="17"/>
               </w:rPr>
@@ -905,7 +1227,7 @@
               <w:bottom w:val="single" w:color="B0C8E0" w:sz="4"/>
               <w:right w:val="single" w:color="B0C8E0" w:sz="4"/>
             </w:tcBorders>
-            <w:shd w:fill="EAF1F8" w:val="clear"/>
+            <w:shd w:fill="FFFFFF" w:val="clear"/>
             <w:tcMar>
               <w:top w:type="dxa" w:w="70"/>
               <w:left w:type="dxa" w:w="100"/>
@@ -939,7 +1261,7 @@
               <w:bottom w:val="single" w:color="B0C8E0" w:sz="4"/>
               <w:right w:val="single" w:color="B0C8E0" w:sz="4"/>
             </w:tcBorders>
-            <w:shd w:fill="EAF1F8" w:val="clear"/>
+            <w:shd w:fill="FFFFFF" w:val="clear"/>
             <w:tcMar>
               <w:top w:type="dxa" w:w="70"/>
               <w:left w:type="dxa" w:w="100"/>
@@ -973,7 +1295,7 @@
               <w:bottom w:val="single" w:color="B0C8E0" w:sz="4"/>
               <w:right w:val="single" w:color="B0C8E0" w:sz="4"/>
             </w:tcBorders>
-            <w:shd w:fill="EAF1F8" w:val="clear"/>
+            <w:shd w:fill="FFFFFF" w:val="clear"/>
             <w:tcMar>
               <w:top w:type="dxa" w:w="70"/>
               <w:left w:type="dxa" w:w="100"/>
@@ -1007,7 +1329,7 @@
               <w:bottom w:val="single" w:color="B0C8E0" w:sz="4"/>
               <w:right w:val="single" w:color="B0C8E0" w:sz="4"/>
             </w:tcBorders>
-            <w:shd w:fill="EAF1F8" w:val="clear"/>
+            <w:shd w:fill="FFFFFF" w:val="clear"/>
             <w:tcMar>
               <w:top w:type="dxa" w:w="70"/>
               <w:left w:type="dxa" w:w="100"/>
@@ -1181,7 +1503,7 @@
               <w:bottom w:val="single" w:color="B0C8E0" w:sz="4"/>
               <w:right w:val="single" w:color="B0C8E0" w:sz="4"/>
             </w:tcBorders>
-            <w:shd w:fill="EAF1F8" w:val="clear"/>
+            <w:shd w:fill="FFFFFF" w:val="clear"/>
             <w:tcMar>
               <w:top w:type="dxa" w:w="70"/>
               <w:left w:type="dxa" w:w="100"/>
@@ -1215,7 +1537,7 @@
               <w:bottom w:val="single" w:color="B0C8E0" w:sz="4"/>
               <w:right w:val="single" w:color="B0C8E0" w:sz="4"/>
             </w:tcBorders>
-            <w:shd w:fill="EAF1F8" w:val="clear"/>
+            <w:shd w:fill="FFFFFF" w:val="clear"/>
             <w:tcMar>
               <w:top w:type="dxa" w:w="70"/>
               <w:left w:type="dxa" w:w="100"/>
@@ -1249,7 +1571,7 @@
               <w:bottom w:val="single" w:color="B0C8E0" w:sz="4"/>
               <w:right w:val="single" w:color="B0C8E0" w:sz="4"/>
             </w:tcBorders>
-            <w:shd w:fill="EAF1F8" w:val="clear"/>
+            <w:shd w:fill="FFFFFF" w:val="clear"/>
             <w:tcMar>
               <w:top w:type="dxa" w:w="70"/>
               <w:left w:type="dxa" w:w="100"/>
@@ -1283,7 +1605,7 @@
               <w:bottom w:val="single" w:color="B0C8E0" w:sz="4"/>
               <w:right w:val="single" w:color="B0C8E0" w:sz="4"/>
             </w:tcBorders>
-            <w:shd w:fill="EAF1F8" w:val="clear"/>
+            <w:shd w:fill="FFFFFF" w:val="clear"/>
             <w:tcMar>
               <w:top w:type="dxa" w:w="70"/>
               <w:left w:type="dxa" w:w="100"/>
@@ -1457,7 +1779,7 @@
               <w:bottom w:val="single" w:color="B0C8E0" w:sz="4"/>
               <w:right w:val="single" w:color="B0C8E0" w:sz="4"/>
             </w:tcBorders>
-            <w:shd w:fill="EAF1F8" w:val="clear"/>
+            <w:shd w:fill="FFFFFF" w:val="clear"/>
             <w:tcMar>
               <w:top w:type="dxa" w:w="70"/>
               <w:left w:type="dxa" w:w="100"/>
@@ -1491,7 +1813,7 @@
               <w:bottom w:val="single" w:color="B0C8E0" w:sz="4"/>
               <w:right w:val="single" w:color="B0C8E0" w:sz="4"/>
             </w:tcBorders>
-            <w:shd w:fill="EAF1F8" w:val="clear"/>
+            <w:shd w:fill="FFFFFF" w:val="clear"/>
             <w:tcMar>
               <w:top w:type="dxa" w:w="70"/>
               <w:left w:type="dxa" w:w="100"/>
@@ -1525,7 +1847,7 @@
               <w:bottom w:val="single" w:color="B0C8E0" w:sz="4"/>
               <w:right w:val="single" w:color="B0C8E0" w:sz="4"/>
             </w:tcBorders>
-            <w:shd w:fill="EAF1F8" w:val="clear"/>
+            <w:shd w:fill="FFFFFF" w:val="clear"/>
             <w:tcMar>
               <w:top w:type="dxa" w:w="70"/>
               <w:left w:type="dxa" w:w="100"/>
@@ -1559,7 +1881,7 @@
               <w:bottom w:val="single" w:color="B0C8E0" w:sz="4"/>
               <w:right w:val="single" w:color="B0C8E0" w:sz="4"/>
             </w:tcBorders>
-            <w:shd w:fill="EAF1F8" w:val="clear"/>
+            <w:shd w:fill="FFFFFF" w:val="clear"/>
             <w:tcMar>
               <w:top w:type="dxa" w:w="70"/>
               <w:left w:type="dxa" w:w="100"/>
@@ -1733,7 +2055,7 @@
               <w:bottom w:val="single" w:color="B0C8E0" w:sz="4"/>
               <w:right w:val="single" w:color="B0C8E0" w:sz="4"/>
             </w:tcBorders>
-            <w:shd w:fill="EAF1F8" w:val="clear"/>
+            <w:shd w:fill="FFFFFF" w:val="clear"/>
             <w:tcMar>
               <w:top w:type="dxa" w:w="70"/>
               <w:left w:type="dxa" w:w="100"/>
@@ -1767,7 +2089,7 @@
               <w:bottom w:val="single" w:color="B0C8E0" w:sz="4"/>
               <w:right w:val="single" w:color="B0C8E0" w:sz="4"/>
             </w:tcBorders>
-            <w:shd w:fill="EAF1F8" w:val="clear"/>
+            <w:shd w:fill="FFFFFF" w:val="clear"/>
             <w:tcMar>
               <w:top w:type="dxa" w:w="70"/>
               <w:left w:type="dxa" w:w="100"/>
@@ -1801,7 +2123,7 @@
               <w:bottom w:val="single" w:color="B0C8E0" w:sz="4"/>
               <w:right w:val="single" w:color="B0C8E0" w:sz="4"/>
             </w:tcBorders>
-            <w:shd w:fill="EAF1F8" w:val="clear"/>
+            <w:shd w:fill="FFFFFF" w:val="clear"/>
             <w:tcMar>
               <w:top w:type="dxa" w:w="70"/>
               <w:left w:type="dxa" w:w="100"/>
@@ -1835,7 +2157,7 @@
               <w:bottom w:val="single" w:color="B0C8E0" w:sz="4"/>
               <w:right w:val="single" w:color="B0C8E0" w:sz="4"/>
             </w:tcBorders>
-            <w:shd w:fill="EAF1F8" w:val="clear"/>
+            <w:shd w:fill="FFFFFF" w:val="clear"/>
             <w:tcMar>
               <w:top w:type="dxa" w:w="70"/>
               <w:left w:type="dxa" w:w="100"/>
@@ -1878,9 +2200,6 @@
     </w:p>
     <w:p>
       <w:pPr>
-        <w:pBdr>
-          <w:left w:val="single" w:color="C8714A" w:sz="12"/>
-        </w:pBdr>
         <w:spacing w:after="60" w:before="260"/>
         <w:ind w:left="180"/>
       </w:pPr>
@@ -1960,9 +2279,6 @@
     </w:p>
     <w:p>
       <w:pPr>
-        <w:pBdr>
-          <w:left w:val="single" w:color="C8714A" w:sz="12"/>
-        </w:pBdr>
         <w:spacing w:after="60" w:before="260"/>
         <w:ind w:left="180"/>
       </w:pPr>
@@ -2026,10 +2342,7 @@
     </w:p>
     <w:p>
       <w:pPr>
-        <w:pBdr>
-          <w:bottom w:val="single" w:color="C8714A" w:sz="8"/>
-        </w:pBdr>
-        <w:shd w:fill="1A3A5C" w:val="clear"/>
+        <w:shd w:fill="FFFFFF" w:val="clear"/>
         <w:spacing w:after="200" w:before="440"/>
         <w:jc w:val="center"/>
       </w:pPr>
@@ -2038,7 +2351,7 @@
           <w:rFonts w:ascii="맑은 고딕" w:cs="맑은 고딕" w:eastAsia="맑은 고딕" w:hAnsi="맑은 고딕"/>
           <w:b/>
           <w:bCs/>
-          <w:color w:val="FFFFFF"/>
+          <w:color w:val="1A1A1A"/>
           <w:sz w:val="27"/>
           <w:szCs w:val="27"/>
         </w:rPr>
@@ -2070,9 +2383,6 @@
     </w:p>
     <w:p>
       <w:pPr>
-        <w:pBdr>
-          <w:left w:val="single" w:color="C8714A" w:sz="12"/>
-        </w:pBdr>
         <w:spacing w:after="60" w:before="260"/>
         <w:ind w:left="180"/>
       </w:pPr>
@@ -2136,9 +2446,6 @@
     </w:p>
     <w:p>
       <w:pPr>
-        <w:pBdr>
-          <w:left w:val="single" w:color="C8714A" w:sz="12"/>
-        </w:pBdr>
         <w:spacing w:after="60" w:before="260"/>
         <w:ind w:left="180"/>
       </w:pPr>
@@ -2195,7 +2502,7 @@
               <w:bottom w:val="single" w:color="B0C8E0" w:sz="4"/>
               <w:right w:val="single" w:color="B0C8E0" w:sz="4"/>
             </w:tcBorders>
-            <w:shd w:fill="1A3A5C" w:val="clear"/>
+            <w:shd w:fill="FFFFFF" w:val="clear"/>
             <w:tcMar>
               <w:top w:type="dxa" w:w="80"/>
               <w:left w:type="dxa" w:w="100"/>
@@ -2212,7 +2519,7 @@
                 <w:rFonts w:ascii="맑은 고딕" w:cs="맑은 고딕" w:eastAsia="맑은 고딕" w:hAnsi="맑은 고딕"/>
                 <w:b/>
                 <w:bCs/>
-                <w:color w:val="FFFFFF"/>
+                <w:color w:val="1A1A1A"/>
                 <w:sz w:val="17"/>
                 <w:szCs w:val="17"/>
               </w:rPr>
@@ -2229,7 +2536,7 @@
               <w:bottom w:val="single" w:color="B0C8E0" w:sz="4"/>
               <w:right w:val="single" w:color="B0C8E0" w:sz="4"/>
             </w:tcBorders>
-            <w:shd w:fill="1A3A5C" w:val="clear"/>
+            <w:shd w:fill="FFFFFF" w:val="clear"/>
             <w:tcMar>
               <w:top w:type="dxa" w:w="80"/>
               <w:left w:type="dxa" w:w="100"/>
@@ -2246,7 +2553,7 @@
                 <w:rFonts w:ascii="맑은 고딕" w:cs="맑은 고딕" w:eastAsia="맑은 고딕" w:hAnsi="맑은 고딕"/>
                 <w:b/>
                 <w:bCs/>
-                <w:color w:val="FFFFFF"/>
+                <w:color w:val="1A1A1A"/>
                 <w:sz w:val="17"/>
                 <w:szCs w:val="17"/>
               </w:rPr>
@@ -2263,7 +2570,7 @@
               <w:bottom w:val="single" w:color="B0C8E0" w:sz="4"/>
               <w:right w:val="single" w:color="B0C8E0" w:sz="4"/>
             </w:tcBorders>
-            <w:shd w:fill="1A3A5C" w:val="clear"/>
+            <w:shd w:fill="FFFFFF" w:val="clear"/>
             <w:tcMar>
               <w:top w:type="dxa" w:w="80"/>
               <w:left w:type="dxa" w:w="100"/>
@@ -2280,7 +2587,7 @@
                 <w:rFonts w:ascii="맑은 고딕" w:cs="맑은 고딕" w:eastAsia="맑은 고딕" w:hAnsi="맑은 고딕"/>
                 <w:b/>
                 <w:bCs/>
-                <w:color w:val="FFFFFF"/>
+                <w:color w:val="1A1A1A"/>
                 <w:sz w:val="17"/>
                 <w:szCs w:val="17"/>
               </w:rPr>
@@ -2299,7 +2606,7 @@
               <w:bottom w:val="single" w:color="B0C8E0" w:sz="4"/>
               <w:right w:val="single" w:color="B0C8E0" w:sz="4"/>
             </w:tcBorders>
-            <w:shd w:fill="EAF1F8" w:val="clear"/>
+            <w:shd w:fill="FFFFFF" w:val="clear"/>
             <w:tcMar>
               <w:top w:type="dxa" w:w="70"/>
               <w:left w:type="dxa" w:w="100"/>
@@ -2333,7 +2640,7 @@
               <w:bottom w:val="single" w:color="B0C8E0" w:sz="4"/>
               <w:right w:val="single" w:color="B0C8E0" w:sz="4"/>
             </w:tcBorders>
-            <w:shd w:fill="EAF1F8" w:val="clear"/>
+            <w:shd w:fill="FFFFFF" w:val="clear"/>
             <w:tcMar>
               <w:top w:type="dxa" w:w="70"/>
               <w:left w:type="dxa" w:w="100"/>
@@ -2367,7 +2674,7 @@
               <w:bottom w:val="single" w:color="B0C8E0" w:sz="4"/>
               <w:right w:val="single" w:color="B0C8E0" w:sz="4"/>
             </w:tcBorders>
-            <w:shd w:fill="EAF1F8" w:val="clear"/>
+            <w:shd w:fill="FFFFFF" w:val="clear"/>
             <w:tcMar>
               <w:top w:type="dxa" w:w="70"/>
               <w:left w:type="dxa" w:w="100"/>
@@ -2507,7 +2814,7 @@
               <w:bottom w:val="single" w:color="B0C8E0" w:sz="4"/>
               <w:right w:val="single" w:color="B0C8E0" w:sz="4"/>
             </w:tcBorders>
-            <w:shd w:fill="EAF1F8" w:val="clear"/>
+            <w:shd w:fill="FFFFFF" w:val="clear"/>
             <w:tcMar>
               <w:top w:type="dxa" w:w="70"/>
               <w:left w:type="dxa" w:w="100"/>
@@ -2541,7 +2848,7 @@
               <w:bottom w:val="single" w:color="B0C8E0" w:sz="4"/>
               <w:right w:val="single" w:color="B0C8E0" w:sz="4"/>
             </w:tcBorders>
-            <w:shd w:fill="EAF1F8" w:val="clear"/>
+            <w:shd w:fill="FFFFFF" w:val="clear"/>
             <w:tcMar>
               <w:top w:type="dxa" w:w="70"/>
               <w:left w:type="dxa" w:w="100"/>
@@ -2575,7 +2882,7 @@
               <w:bottom w:val="single" w:color="B0C8E0" w:sz="4"/>
               <w:right w:val="single" w:color="B0C8E0" w:sz="4"/>
             </w:tcBorders>
-            <w:shd w:fill="EAF1F8" w:val="clear"/>
+            <w:shd w:fill="FFFFFF" w:val="clear"/>
             <w:tcMar>
               <w:top w:type="dxa" w:w="70"/>
               <w:left w:type="dxa" w:w="100"/>
@@ -2715,7 +3022,7 @@
               <w:bottom w:val="single" w:color="B0C8E0" w:sz="4"/>
               <w:right w:val="single" w:color="B0C8E0" w:sz="4"/>
             </w:tcBorders>
-            <w:shd w:fill="EAF1F8" w:val="clear"/>
+            <w:shd w:fill="FFFFFF" w:val="clear"/>
             <w:tcMar>
               <w:top w:type="dxa" w:w="70"/>
               <w:left w:type="dxa" w:w="100"/>
@@ -2749,7 +3056,7 @@
               <w:bottom w:val="single" w:color="B0C8E0" w:sz="4"/>
               <w:right w:val="single" w:color="B0C8E0" w:sz="4"/>
             </w:tcBorders>
-            <w:shd w:fill="EAF1F8" w:val="clear"/>
+            <w:shd w:fill="FFFFFF" w:val="clear"/>
             <w:tcMar>
               <w:top w:type="dxa" w:w="70"/>
               <w:left w:type="dxa" w:w="100"/>
@@ -2783,7 +3090,7 @@
               <w:bottom w:val="single" w:color="B0C8E0" w:sz="4"/>
               <w:right w:val="single" w:color="B0C8E0" w:sz="4"/>
             </w:tcBorders>
-            <w:shd w:fill="EAF1F8" w:val="clear"/>
+            <w:shd w:fill="FFFFFF" w:val="clear"/>
             <w:tcMar>
               <w:top w:type="dxa" w:w="70"/>
               <w:left w:type="dxa" w:w="100"/>
@@ -2930,9 +3237,6 @@
     </w:p>
     <w:p>
       <w:pPr>
-        <w:pBdr>
-          <w:left w:val="single" w:color="C8714A" w:sz="12"/>
-        </w:pBdr>
         <w:spacing w:after="60" w:before="260"/>
         <w:ind w:left="180"/>
       </w:pPr>
@@ -3012,9 +3316,6 @@
     </w:p>
     <w:p>
       <w:pPr>
-        <w:pBdr>
-          <w:left w:val="single" w:color="C8714A" w:sz="12"/>
-        </w:pBdr>
         <w:spacing w:after="60" w:before="260"/>
         <w:ind w:left="180"/>
       </w:pPr>
@@ -3078,9 +3379,6 @@
     </w:p>
     <w:p>
       <w:pPr>
-        <w:pBdr>
-          <w:left w:val="single" w:color="C8714A" w:sz="12"/>
-        </w:pBdr>
         <w:spacing w:after="60" w:before="260"/>
         <w:ind w:left="180"/>
       </w:pPr>
@@ -3146,12 +3444,12 @@
       <w:tblPr>
         <w:tblW w:type="dxa" w:w="9070"/>
         <w:tblBorders>
-          <w:top w:val="single" w:color="auto" w:sz="4"/>
-          <w:left w:val="single" w:color="auto" w:sz="4"/>
-          <w:bottom w:val="single" w:color="auto" w:sz="4"/>
-          <w:right w:val="single" w:color="auto" w:sz="4"/>
-          <w:insideH w:val="single" w:color="auto" w:sz="4"/>
-          <w:insideV w:val="single" w:color="auto" w:sz="4"/>
+          <w:top w:val="nil"/>
+          <w:left w:val="nil"/>
+          <w:bottom w:val="nil"/>
+          <w:right w:val="nil"/>
+          <w:insideH w:val="nil"/>
+          <w:insideV w:val="nil"/>
         </w:tblBorders>
       </w:tblPr>
       <w:tblGrid>
@@ -3161,13 +3459,7 @@
         <w:tc>
           <w:tcPr>
             <w:tcW w:type="dxa" w:w="9070"/>
-            <w:tcBorders>
-              <w:top w:val="single" w:color="B0C8E0" w:sz="4"/>
-              <w:left w:val="single" w:color="B0C8E0" w:sz="4"/>
-              <w:bottom w:val="single" w:color="B0C8E0" w:sz="4"/>
-              <w:right w:val="single" w:color="B0C8E0" w:sz="4"/>
-            </w:tcBorders>
-            <w:shd w:fill="EAF1F8" w:val="clear"/>
+            <w:shd w:fill="FFFFFF" w:val="clear"/>
             <w:tcMar>
               <w:top w:type="dxa" w:w="180"/>
               <w:left w:type="dxa" w:w="300"/>
@@ -3263,9 +3555,6 @@
     </w:p>
     <w:p>
       <w:pPr>
-        <w:pBdr>
-          <w:bottom w:val="single" w:color="C8714A" w:sz="6"/>
-        </w:pBdr>
         <w:spacing w:after="80" w:before="0"/>
         <w:jc w:val="center"/>
       </w:pPr>
@@ -3368,7 +3657,7 @@
               <w:bottom w:val="single" w:color="B0C8E0" w:sz="4"/>
               <w:right w:val="single" w:color="B0C8E0" w:sz="4"/>
             </w:tcBorders>
-            <w:shd w:fill="EAF1F8" w:val="clear"/>
+            <w:shd w:fill="FFFFFF" w:val="clear"/>
             <w:tcMar>
               <w:top w:type="dxa" w:w="80"/>
               <w:left w:type="dxa" w:w="160"/>
@@ -3432,7 +3721,7 @@
               <w:bottom w:val="single" w:color="B0C8E0" w:sz="4"/>
               <w:right w:val="single" w:color="B0C8E0" w:sz="4"/>
             </w:tcBorders>
-            <w:shd w:fill="EAF1F8" w:val="clear"/>
+            <w:shd w:fill="FFFFFF" w:val="clear"/>
             <w:tcMar>
               <w:top w:type="dxa" w:w="80"/>
               <w:left w:type="dxa" w:w="160"/>
@@ -3496,7 +3785,7 @@
               <w:bottom w:val="single" w:color="B0C8E0" w:sz="4"/>
               <w:right w:val="single" w:color="B0C8E0" w:sz="4"/>
             </w:tcBorders>
-            <w:shd w:fill="EAF1F8" w:val="clear"/>
+            <w:shd w:fill="FFFFFF" w:val="clear"/>
             <w:tcMar>
               <w:top w:type="dxa" w:w="80"/>
               <w:left w:type="dxa" w:w="160"/>
@@ -3560,7 +3849,7 @@
               <w:bottom w:val="single" w:color="B0C8E0" w:sz="4"/>
               <w:right w:val="single" w:color="B0C8E0" w:sz="4"/>
             </w:tcBorders>
-            <w:shd w:fill="EAF1F8" w:val="clear"/>
+            <w:shd w:fill="FFFFFF" w:val="clear"/>
             <w:tcMar>
               <w:top w:type="dxa" w:w="80"/>
               <w:left w:type="dxa" w:w="160"/>
@@ -3653,10 +3942,7 @@
     </w:p>
     <w:p>
       <w:pPr>
-        <w:pBdr>
-          <w:bottom w:val="single" w:color="C8714A" w:sz="8"/>
-        </w:pBdr>
-        <w:shd w:fill="1A3A5C" w:val="clear"/>
+        <w:shd w:fill="FFFFFF" w:val="clear"/>
         <w:spacing w:after="200" w:before="440"/>
         <w:jc w:val="center"/>
       </w:pPr>
@@ -3665,7 +3951,7 @@
           <w:rFonts w:ascii="맑은 고딕" w:cs="맑은 고딕" w:eastAsia="맑은 고딕" w:hAnsi="맑은 고딕"/>
           <w:b/>
           <w:bCs/>
-          <w:color w:val="FFFFFF"/>
+          <w:color w:val="1A1A1A"/>
           <w:sz w:val="27"/>
           <w:szCs w:val="27"/>
         </w:rPr>
@@ -3697,9 +3983,6 @@
     </w:p>
     <w:p>
       <w:pPr>
-        <w:pBdr>
-          <w:left w:val="single" w:color="C8714A" w:sz="12"/>
-        </w:pBdr>
         <w:spacing w:after="60" w:before="260"/>
         <w:ind w:left="180"/>
       </w:pPr>
@@ -3747,9 +4030,6 @@
     </w:p>
     <w:p>
       <w:pPr>
-        <w:pBdr>
-          <w:left w:val="single" w:color="C8714A" w:sz="12"/>
-        </w:pBdr>
         <w:spacing w:after="60" w:before="260"/>
         <w:ind w:left="180"/>
       </w:pPr>
@@ -3807,7 +4087,7 @@
               <w:bottom w:val="single" w:color="B0C8E0" w:sz="4"/>
               <w:right w:val="single" w:color="B0C8E0" w:sz="4"/>
             </w:tcBorders>
-            <w:shd w:fill="1A3A5C" w:val="clear"/>
+            <w:shd w:fill="FFFFFF" w:val="clear"/>
             <w:tcMar>
               <w:top w:type="dxa" w:w="80"/>
               <w:left w:type="dxa" w:w="100"/>
@@ -3824,7 +4104,7 @@
                 <w:rFonts w:ascii="맑은 고딕" w:cs="맑은 고딕" w:eastAsia="맑은 고딕" w:hAnsi="맑은 고딕"/>
                 <w:b/>
                 <w:bCs/>
-                <w:color w:val="FFFFFF"/>
+                <w:color w:val="1A1A1A"/>
                 <w:sz w:val="17"/>
                 <w:szCs w:val="17"/>
               </w:rPr>
@@ -3841,7 +4121,7 @@
               <w:bottom w:val="single" w:color="B0C8E0" w:sz="4"/>
               <w:right w:val="single" w:color="B0C8E0" w:sz="4"/>
             </w:tcBorders>
-            <w:shd w:fill="1A3A5C" w:val="clear"/>
+            <w:shd w:fill="FFFFFF" w:val="clear"/>
             <w:tcMar>
               <w:top w:type="dxa" w:w="80"/>
               <w:left w:type="dxa" w:w="100"/>
@@ -3858,7 +4138,7 @@
                 <w:rFonts w:ascii="맑은 고딕" w:cs="맑은 고딕" w:eastAsia="맑은 고딕" w:hAnsi="맑은 고딕"/>
                 <w:b/>
                 <w:bCs/>
-                <w:color w:val="FFFFFF"/>
+                <w:color w:val="1A1A1A"/>
                 <w:sz w:val="17"/>
                 <w:szCs w:val="17"/>
               </w:rPr>
@@ -3875,7 +4155,7 @@
               <w:bottom w:val="single" w:color="B0C8E0" w:sz="4"/>
               <w:right w:val="single" w:color="B0C8E0" w:sz="4"/>
             </w:tcBorders>
-            <w:shd w:fill="1A3A5C" w:val="clear"/>
+            <w:shd w:fill="FFFFFF" w:val="clear"/>
             <w:tcMar>
               <w:top w:type="dxa" w:w="80"/>
               <w:left w:type="dxa" w:w="100"/>
@@ -3892,7 +4172,7 @@
                 <w:rFonts w:ascii="맑은 고딕" w:cs="맑은 고딕" w:eastAsia="맑은 고딕" w:hAnsi="맑은 고딕"/>
                 <w:b/>
                 <w:bCs/>
-                <w:color w:val="FFFFFF"/>
+                <w:color w:val="1A1A1A"/>
                 <w:sz w:val="17"/>
                 <w:szCs w:val="17"/>
               </w:rPr>
@@ -3909,7 +4189,7 @@
               <w:bottom w:val="single" w:color="B0C8E0" w:sz="4"/>
               <w:right w:val="single" w:color="B0C8E0" w:sz="4"/>
             </w:tcBorders>
-            <w:shd w:fill="1A3A5C" w:val="clear"/>
+            <w:shd w:fill="FFFFFF" w:val="clear"/>
             <w:tcMar>
               <w:top w:type="dxa" w:w="80"/>
               <w:left w:type="dxa" w:w="100"/>
@@ -3926,7 +4206,7 @@
                 <w:rFonts w:ascii="맑은 고딕" w:cs="맑은 고딕" w:eastAsia="맑은 고딕" w:hAnsi="맑은 고딕"/>
                 <w:b/>
                 <w:bCs/>
-                <w:color w:val="FFFFFF"/>
+                <w:color w:val="1A1A1A"/>
                 <w:sz w:val="17"/>
                 <w:szCs w:val="17"/>
               </w:rPr>
@@ -3945,7 +4225,7 @@
               <w:bottom w:val="single" w:color="B0C8E0" w:sz="4"/>
               <w:right w:val="single" w:color="B0C8E0" w:sz="4"/>
             </w:tcBorders>
-            <w:shd w:fill="EAF1F8" w:val="clear"/>
+            <w:shd w:fill="FFFFFF" w:val="clear"/>
             <w:tcMar>
               <w:top w:type="dxa" w:w="70"/>
               <w:left w:type="dxa" w:w="100"/>
@@ -3979,7 +4259,7 @@
               <w:bottom w:val="single" w:color="B0C8E0" w:sz="4"/>
               <w:right w:val="single" w:color="B0C8E0" w:sz="4"/>
             </w:tcBorders>
-            <w:shd w:fill="EAF1F8" w:val="clear"/>
+            <w:shd w:fill="FFFFFF" w:val="clear"/>
             <w:tcMar>
               <w:top w:type="dxa" w:w="70"/>
               <w:left w:type="dxa" w:w="100"/>
@@ -4013,7 +4293,7 @@
               <w:bottom w:val="single" w:color="B0C8E0" w:sz="4"/>
               <w:right w:val="single" w:color="B0C8E0" w:sz="4"/>
             </w:tcBorders>
-            <w:shd w:fill="EAF1F8" w:val="clear"/>
+            <w:shd w:fill="FFFFFF" w:val="clear"/>
             <w:tcMar>
               <w:top w:type="dxa" w:w="70"/>
               <w:left w:type="dxa" w:w="100"/>
@@ -4047,7 +4327,7 @@
               <w:bottom w:val="single" w:color="B0C8E0" w:sz="4"/>
               <w:right w:val="single" w:color="B0C8E0" w:sz="4"/>
             </w:tcBorders>
-            <w:shd w:fill="EAF1F8" w:val="clear"/>
+            <w:shd w:fill="FFFFFF" w:val="clear"/>
             <w:tcMar>
               <w:top w:type="dxa" w:w="70"/>
               <w:left w:type="dxa" w:w="100"/>
@@ -4221,7 +4501,7 @@
               <w:bottom w:val="single" w:color="B0C8E0" w:sz="4"/>
               <w:right w:val="single" w:color="B0C8E0" w:sz="4"/>
             </w:tcBorders>
-            <w:shd w:fill="EAF1F8" w:val="clear"/>
+            <w:shd w:fill="FFFFFF" w:val="clear"/>
             <w:tcMar>
               <w:top w:type="dxa" w:w="70"/>
               <w:left w:type="dxa" w:w="100"/>
@@ -4255,7 +4535,7 @@
               <w:bottom w:val="single" w:color="B0C8E0" w:sz="4"/>
               <w:right w:val="single" w:color="B0C8E0" w:sz="4"/>
             </w:tcBorders>
-            <w:shd w:fill="EAF1F8" w:val="clear"/>
+            <w:shd w:fill="FFFFFF" w:val="clear"/>
             <w:tcMar>
               <w:top w:type="dxa" w:w="70"/>
               <w:left w:type="dxa" w:w="100"/>
@@ -4289,7 +4569,7 @@
               <w:bottom w:val="single" w:color="B0C8E0" w:sz="4"/>
               <w:right w:val="single" w:color="B0C8E0" w:sz="4"/>
             </w:tcBorders>
-            <w:shd w:fill="EAF1F8" w:val="clear"/>
+            <w:shd w:fill="FFFFFF" w:val="clear"/>
             <w:tcMar>
               <w:top w:type="dxa" w:w="70"/>
               <w:left w:type="dxa" w:w="100"/>
@@ -4323,7 +4603,7 @@
               <w:bottom w:val="single" w:color="B0C8E0" w:sz="4"/>
               <w:right w:val="single" w:color="B0C8E0" w:sz="4"/>
             </w:tcBorders>
-            <w:shd w:fill="EAF1F8" w:val="clear"/>
+            <w:shd w:fill="FFFFFF" w:val="clear"/>
             <w:tcMar>
               <w:top w:type="dxa" w:w="70"/>
               <w:left w:type="dxa" w:w="100"/>
@@ -4497,7 +4777,7 @@
               <w:bottom w:val="single" w:color="B0C8E0" w:sz="4"/>
               <w:right w:val="single" w:color="B0C8E0" w:sz="4"/>
             </w:tcBorders>
-            <w:shd w:fill="EAF1F8" w:val="clear"/>
+            <w:shd w:fill="FFFFFF" w:val="clear"/>
             <w:tcMar>
               <w:top w:type="dxa" w:w="70"/>
               <w:left w:type="dxa" w:w="100"/>
@@ -4531,7 +4811,7 @@
               <w:bottom w:val="single" w:color="B0C8E0" w:sz="4"/>
               <w:right w:val="single" w:color="B0C8E0" w:sz="4"/>
             </w:tcBorders>
-            <w:shd w:fill="EAF1F8" w:val="clear"/>
+            <w:shd w:fill="FFFFFF" w:val="clear"/>
             <w:tcMar>
               <w:top w:type="dxa" w:w="70"/>
               <w:left w:type="dxa" w:w="100"/>
@@ -4565,7 +4845,7 @@
               <w:bottom w:val="single" w:color="B0C8E0" w:sz="4"/>
               <w:right w:val="single" w:color="B0C8E0" w:sz="4"/>
             </w:tcBorders>
-            <w:shd w:fill="EAF1F8" w:val="clear"/>
+            <w:shd w:fill="FFFFFF" w:val="clear"/>
             <w:tcMar>
               <w:top w:type="dxa" w:w="70"/>
               <w:left w:type="dxa" w:w="100"/>
@@ -4599,7 +4879,7 @@
               <w:bottom w:val="single" w:color="B0C8E0" w:sz="4"/>
               <w:right w:val="single" w:color="B0C8E0" w:sz="4"/>
             </w:tcBorders>
-            <w:shd w:fill="EAF1F8" w:val="clear"/>
+            <w:shd w:fill="FFFFFF" w:val="clear"/>
             <w:tcMar>
               <w:top w:type="dxa" w:w="70"/>
               <w:left w:type="dxa" w:w="100"/>
@@ -4780,10 +5060,7 @@
     </w:p>
     <w:p>
       <w:pPr>
-        <w:pBdr>
-          <w:bottom w:val="single" w:color="C8714A" w:sz="8"/>
-        </w:pBdr>
-        <w:shd w:fill="1A3A5C" w:val="clear"/>
+        <w:shd w:fill="FFFFFF" w:val="clear"/>
         <w:spacing w:after="200" w:before="440"/>
         <w:jc w:val="center"/>
       </w:pPr>
@@ -4792,7 +5069,7 @@
           <w:rFonts w:ascii="맑은 고딕" w:cs="맑은 고딕" w:eastAsia="맑은 고딕" w:hAnsi="맑은 고딕"/>
           <w:b/>
           <w:bCs/>
-          <w:color w:val="FFFFFF"/>
+          <w:color w:val="1A1A1A"/>
           <w:sz w:val="27"/>
           <w:szCs w:val="27"/>
         </w:rPr>
@@ -4824,9 +5101,6 @@
     </w:p>
     <w:p>
       <w:pPr>
-        <w:pBdr>
-          <w:left w:val="single" w:color="C8714A" w:sz="12"/>
-        </w:pBdr>
         <w:spacing w:after="60" w:before="260"/>
         <w:ind w:left="180"/>
       </w:pPr>
@@ -4884,7 +5158,7 @@
               <w:bottom w:val="single" w:color="B0C8E0" w:sz="4"/>
               <w:right w:val="single" w:color="B0C8E0" w:sz="4"/>
             </w:tcBorders>
-            <w:shd w:fill="1A3A5C" w:val="clear"/>
+            <w:shd w:fill="FFFFFF" w:val="clear"/>
             <w:tcMar>
               <w:top w:type="dxa" w:w="80"/>
               <w:left w:type="dxa" w:w="100"/>
@@ -4901,7 +5175,7 @@
                 <w:rFonts w:ascii="맑은 고딕" w:cs="맑은 고딕" w:eastAsia="맑은 고딕" w:hAnsi="맑은 고딕"/>
                 <w:b/>
                 <w:bCs/>
-                <w:color w:val="FFFFFF"/>
+                <w:color w:val="1A1A1A"/>
                 <w:sz w:val="17"/>
                 <w:szCs w:val="17"/>
               </w:rPr>
@@ -4918,7 +5192,7 @@
               <w:bottom w:val="single" w:color="B0C8E0" w:sz="4"/>
               <w:right w:val="single" w:color="B0C8E0" w:sz="4"/>
             </w:tcBorders>
-            <w:shd w:fill="1A3A5C" w:val="clear"/>
+            <w:shd w:fill="FFFFFF" w:val="clear"/>
             <w:tcMar>
               <w:top w:type="dxa" w:w="80"/>
               <w:left w:type="dxa" w:w="100"/>
@@ -4935,7 +5209,7 @@
                 <w:rFonts w:ascii="맑은 고딕" w:cs="맑은 고딕" w:eastAsia="맑은 고딕" w:hAnsi="맑은 고딕"/>
                 <w:b/>
                 <w:bCs/>
-                <w:color w:val="FFFFFF"/>
+                <w:color w:val="1A1A1A"/>
                 <w:sz w:val="17"/>
                 <w:szCs w:val="17"/>
               </w:rPr>
@@ -4952,7 +5226,7 @@
               <w:bottom w:val="single" w:color="B0C8E0" w:sz="4"/>
               <w:right w:val="single" w:color="B0C8E0" w:sz="4"/>
             </w:tcBorders>
-            <w:shd w:fill="1A3A5C" w:val="clear"/>
+            <w:shd w:fill="FFFFFF" w:val="clear"/>
             <w:tcMar>
               <w:top w:type="dxa" w:w="80"/>
               <w:left w:type="dxa" w:w="100"/>
@@ -4969,7 +5243,7 @@
                 <w:rFonts w:ascii="맑은 고딕" w:cs="맑은 고딕" w:eastAsia="맑은 고딕" w:hAnsi="맑은 고딕"/>
                 <w:b/>
                 <w:bCs/>
-                <w:color w:val="FFFFFF"/>
+                <w:color w:val="1A1A1A"/>
                 <w:sz w:val="17"/>
                 <w:szCs w:val="17"/>
               </w:rPr>
@@ -4986,7 +5260,7 @@
               <w:bottom w:val="single" w:color="B0C8E0" w:sz="4"/>
               <w:right w:val="single" w:color="B0C8E0" w:sz="4"/>
             </w:tcBorders>
-            <w:shd w:fill="1A3A5C" w:val="clear"/>
+            <w:shd w:fill="FFFFFF" w:val="clear"/>
             <w:tcMar>
               <w:top w:type="dxa" w:w="80"/>
               <w:left w:type="dxa" w:w="100"/>
@@ -5003,7 +5277,7 @@
                 <w:rFonts w:ascii="맑은 고딕" w:cs="맑은 고딕" w:eastAsia="맑은 고딕" w:hAnsi="맑은 고딕"/>
                 <w:b/>
                 <w:bCs/>
-                <w:color w:val="FFFFFF"/>
+                <w:color w:val="1A1A1A"/>
                 <w:sz w:val="17"/>
                 <w:szCs w:val="17"/>
               </w:rPr>
@@ -5022,7 +5296,7 @@
               <w:bottom w:val="single" w:color="B0C8E0" w:sz="4"/>
               <w:right w:val="single" w:color="B0C8E0" w:sz="4"/>
             </w:tcBorders>
-            <w:shd w:fill="EAF1F8" w:val="clear"/>
+            <w:shd w:fill="FFFFFF" w:val="clear"/>
             <w:tcMar>
               <w:top w:type="dxa" w:w="70"/>
               <w:left w:type="dxa" w:w="100"/>
@@ -5056,7 +5330,7 @@
               <w:bottom w:val="single" w:color="B0C8E0" w:sz="4"/>
               <w:right w:val="single" w:color="B0C8E0" w:sz="4"/>
             </w:tcBorders>
-            <w:shd w:fill="EAF1F8" w:val="clear"/>
+            <w:shd w:fill="FFFFFF" w:val="clear"/>
             <w:tcMar>
               <w:top w:type="dxa" w:w="70"/>
               <w:left w:type="dxa" w:w="100"/>
@@ -5090,7 +5364,7 @@
               <w:bottom w:val="single" w:color="B0C8E0" w:sz="4"/>
               <w:right w:val="single" w:color="B0C8E0" w:sz="4"/>
             </w:tcBorders>
-            <w:shd w:fill="EAF1F8" w:val="clear"/>
+            <w:shd w:fill="FFFFFF" w:val="clear"/>
             <w:tcMar>
               <w:top w:type="dxa" w:w="70"/>
               <w:left w:type="dxa" w:w="100"/>
@@ -5124,7 +5398,7 @@
               <w:bottom w:val="single" w:color="B0C8E0" w:sz="4"/>
               <w:right w:val="single" w:color="B0C8E0" w:sz="4"/>
             </w:tcBorders>
-            <w:shd w:fill="EAF1F8" w:val="clear"/>
+            <w:shd w:fill="FFFFFF" w:val="clear"/>
             <w:tcMar>
               <w:top w:type="dxa" w:w="70"/>
               <w:left w:type="dxa" w:w="100"/>
@@ -5298,7 +5572,7 @@
               <w:bottom w:val="single" w:color="B0C8E0" w:sz="4"/>
               <w:right w:val="single" w:color="B0C8E0" w:sz="4"/>
             </w:tcBorders>
-            <w:shd w:fill="EAF1F8" w:val="clear"/>
+            <w:shd w:fill="FFFFFF" w:val="clear"/>
             <w:tcMar>
               <w:top w:type="dxa" w:w="70"/>
               <w:left w:type="dxa" w:w="100"/>
@@ -5332,7 +5606,7 @@
               <w:bottom w:val="single" w:color="B0C8E0" w:sz="4"/>
               <w:right w:val="single" w:color="B0C8E0" w:sz="4"/>
             </w:tcBorders>
-            <w:shd w:fill="EAF1F8" w:val="clear"/>
+            <w:shd w:fill="FFFFFF" w:val="clear"/>
             <w:tcMar>
               <w:top w:type="dxa" w:w="70"/>
               <w:left w:type="dxa" w:w="100"/>
@@ -5366,7 +5640,7 @@
               <w:bottom w:val="single" w:color="B0C8E0" w:sz="4"/>
               <w:right w:val="single" w:color="B0C8E0" w:sz="4"/>
             </w:tcBorders>
-            <w:shd w:fill="EAF1F8" w:val="clear"/>
+            <w:shd w:fill="FFFFFF" w:val="clear"/>
             <w:tcMar>
               <w:top w:type="dxa" w:w="70"/>
               <w:left w:type="dxa" w:w="100"/>
@@ -5400,7 +5674,7 @@
               <w:bottom w:val="single" w:color="B0C8E0" w:sz="4"/>
               <w:right w:val="single" w:color="B0C8E0" w:sz="4"/>
             </w:tcBorders>
-            <w:shd w:fill="EAF1F8" w:val="clear"/>
+            <w:shd w:fill="FFFFFF" w:val="clear"/>
             <w:tcMar>
               <w:top w:type="dxa" w:w="70"/>
               <w:left w:type="dxa" w:w="100"/>
@@ -5574,7 +5848,7 @@
               <w:bottom w:val="single" w:color="B0C8E0" w:sz="4"/>
               <w:right w:val="single" w:color="B0C8E0" w:sz="4"/>
             </w:tcBorders>
-            <w:shd w:fill="EAF1F8" w:val="clear"/>
+            <w:shd w:fill="FFFFFF" w:val="clear"/>
             <w:tcMar>
               <w:top w:type="dxa" w:w="70"/>
               <w:left w:type="dxa" w:w="100"/>
@@ -5608,7 +5882,7 @@
               <w:bottom w:val="single" w:color="B0C8E0" w:sz="4"/>
               <w:right w:val="single" w:color="B0C8E0" w:sz="4"/>
             </w:tcBorders>
-            <w:shd w:fill="EAF1F8" w:val="clear"/>
+            <w:shd w:fill="FFFFFF" w:val="clear"/>
             <w:tcMar>
               <w:top w:type="dxa" w:w="70"/>
               <w:left w:type="dxa" w:w="100"/>
@@ -5642,7 +5916,7 @@
               <w:bottom w:val="single" w:color="B0C8E0" w:sz="4"/>
               <w:right w:val="single" w:color="B0C8E0" w:sz="4"/>
             </w:tcBorders>
-            <w:shd w:fill="EAF1F8" w:val="clear"/>
+            <w:shd w:fill="FFFFFF" w:val="clear"/>
             <w:tcMar>
               <w:top w:type="dxa" w:w="70"/>
               <w:left w:type="dxa" w:w="100"/>
@@ -5676,7 +5950,7 @@
               <w:bottom w:val="single" w:color="B0C8E0" w:sz="4"/>
               <w:right w:val="single" w:color="B0C8E0" w:sz="4"/>
             </w:tcBorders>
-            <w:shd w:fill="EAF1F8" w:val="clear"/>
+            <w:shd w:fill="FFFFFF" w:val="clear"/>
             <w:tcMar>
               <w:top w:type="dxa" w:w="70"/>
               <w:left w:type="dxa" w:w="100"/>
@@ -5850,7 +6124,7 @@
               <w:bottom w:val="single" w:color="B0C8E0" w:sz="4"/>
               <w:right w:val="single" w:color="B0C8E0" w:sz="4"/>
             </w:tcBorders>
-            <w:shd w:fill="EAF1F8" w:val="clear"/>
+            <w:shd w:fill="FFFFFF" w:val="clear"/>
             <w:tcMar>
               <w:top w:type="dxa" w:w="70"/>
               <w:left w:type="dxa" w:w="100"/>
@@ -5884,7 +6158,7 @@
               <w:bottom w:val="single" w:color="B0C8E0" w:sz="4"/>
               <w:right w:val="single" w:color="B0C8E0" w:sz="4"/>
             </w:tcBorders>
-            <w:shd w:fill="EAF1F8" w:val="clear"/>
+            <w:shd w:fill="FFFFFF" w:val="clear"/>
             <w:tcMar>
               <w:top w:type="dxa" w:w="70"/>
               <w:left w:type="dxa" w:w="100"/>
@@ -5918,7 +6192,7 @@
               <w:bottom w:val="single" w:color="B0C8E0" w:sz="4"/>
               <w:right w:val="single" w:color="B0C8E0" w:sz="4"/>
             </w:tcBorders>
-            <w:shd w:fill="EAF1F8" w:val="clear"/>
+            <w:shd w:fill="FFFFFF" w:val="clear"/>
             <w:tcMar>
               <w:top w:type="dxa" w:w="70"/>
               <w:left w:type="dxa" w:w="100"/>
@@ -5952,7 +6226,7 @@
               <w:bottom w:val="single" w:color="B0C8E0" w:sz="4"/>
               <w:right w:val="single" w:color="B0C8E0" w:sz="4"/>
             </w:tcBorders>
-            <w:shd w:fill="EAF1F8" w:val="clear"/>
+            <w:shd w:fill="FFFFFF" w:val="clear"/>
             <w:tcMar>
               <w:top w:type="dxa" w:w="70"/>
               <w:left w:type="dxa" w:w="100"/>
@@ -6133,9 +6407,6 @@
     </w:p>
     <w:p>
       <w:pPr>
-        <w:pBdr>
-          <w:left w:val="single" w:color="C8714A" w:sz="12"/>
-        </w:pBdr>
         <w:spacing w:after="60" w:before="260"/>
         <w:ind w:left="180"/>
       </w:pPr>
@@ -6215,9 +6486,6 @@
     </w:p>
     <w:p>
       <w:pPr>
-        <w:pBdr>
-          <w:left w:val="single" w:color="C8714A" w:sz="12"/>
-        </w:pBdr>
         <w:spacing w:after="60" w:before="260"/>
         <w:ind w:left="180"/>
       </w:pPr>
@@ -6297,9 +6565,6 @@
     </w:p>
     <w:p>
       <w:pPr>
-        <w:pBdr>
-          <w:left w:val="single" w:color="C8714A" w:sz="12"/>
-        </w:pBdr>
         <w:spacing w:after="60" w:before="260"/>
         <w:ind w:left="180"/>
       </w:pPr>
@@ -6333,12 +6598,12 @@
       <w:tblPr>
         <w:tblW w:type="dxa" w:w="9070"/>
         <w:tblBorders>
-          <w:top w:val="single" w:color="auto" w:sz="4"/>
-          <w:left w:val="single" w:color="auto" w:sz="4"/>
-          <w:bottom w:val="single" w:color="auto" w:sz="4"/>
-          <w:right w:val="single" w:color="auto" w:sz="4"/>
-          <w:insideH w:val="single" w:color="auto" w:sz="4"/>
-          <w:insideV w:val="single" w:color="auto" w:sz="4"/>
+          <w:top w:val="nil"/>
+          <w:left w:val="nil"/>
+          <w:bottom w:val="nil"/>
+          <w:right w:val="nil"/>
+          <w:insideH w:val="nil"/>
+          <w:insideV w:val="nil"/>
         </w:tblBorders>
       </w:tblPr>
       <w:tblGrid>
@@ -6348,13 +6613,7 @@
         <w:tc>
           <w:tcPr>
             <w:tcW w:type="dxa" w:w="9070"/>
-            <w:tcBorders>
-              <w:top w:val="single" w:color="4A1E6E" w:sz="10"/>
-              <w:left w:val="single" w:color="4A1E6E" w:sz="6"/>
-              <w:bottom w:val="single" w:color="4A1E6E" w:sz="10"/>
-              <w:right w:val="none" w:color="FFFFFF" w:sz="0"/>
-            </w:tcBorders>
-            <w:shd w:fill="F5F0FF" w:val="clear"/>
+            <w:shd w:fill="FFFFFF" w:val="clear"/>
             <w:tcMar>
               <w:top w:type="dxa" w:w="140"/>
               <w:left w:type="dxa" w:w="260"/>
@@ -6504,12 +6763,12 @@
       <w:tblPr>
         <w:tblW w:type="dxa" w:w="9070"/>
         <w:tblBorders>
-          <w:top w:val="single" w:color="auto" w:sz="4"/>
-          <w:left w:val="single" w:color="auto" w:sz="4"/>
-          <w:bottom w:val="single" w:color="auto" w:sz="4"/>
-          <w:right w:val="single" w:color="auto" w:sz="4"/>
-          <w:insideH w:val="single" w:color="auto" w:sz="4"/>
-          <w:insideV w:val="single" w:color="auto" w:sz="4"/>
+          <w:top w:val="nil"/>
+          <w:left w:val="nil"/>
+          <w:bottom w:val="nil"/>
+          <w:right w:val="nil"/>
+          <w:insideH w:val="nil"/>
+          <w:insideV w:val="nil"/>
         </w:tblBorders>
       </w:tblPr>
       <w:tblGrid>
@@ -6519,13 +6778,7 @@
         <w:tc>
           <w:tcPr>
             <w:tcW w:type="dxa" w:w="9070"/>
-            <w:tcBorders>
-              <w:top w:val="single" w:color="7A5500" w:sz="10"/>
-              <w:left w:val="single" w:color="7A5500" w:sz="6"/>
-              <w:bottom w:val="single" w:color="7A5500" w:sz="10"/>
-              <w:right w:val="none" w:color="FFFFFF" w:sz="0"/>
-            </w:tcBorders>
-            <w:shd w:fill="FDF8EC" w:val="clear"/>
+            <w:shd w:fill="FFFFFF" w:val="clear"/>
             <w:tcMar>
               <w:top w:type="dxa" w:w="140"/>
               <w:left w:type="dxa" w:w="260"/>
@@ -6658,10 +6911,7 @@
     </w:p>
     <w:p>
       <w:pPr>
-        <w:pBdr>
-          <w:bottom w:val="single" w:color="C8714A" w:sz="8"/>
-        </w:pBdr>
-        <w:shd w:fill="1A3A5C" w:val="clear"/>
+        <w:shd w:fill="FFFFFF" w:val="clear"/>
         <w:spacing w:after="200" w:before="440"/>
         <w:jc w:val="center"/>
       </w:pPr>
@@ -6670,7 +6920,7 @@
           <w:rFonts w:ascii="맑은 고딕" w:cs="맑은 고딕" w:eastAsia="맑은 고딕" w:hAnsi="맑은 고딕"/>
           <w:b/>
           <w:bCs/>
-          <w:color w:val="FFFFFF"/>
+          <w:color w:val="1A1A1A"/>
           <w:sz w:val="27"/>
           <w:szCs w:val="27"/>
         </w:rPr>
@@ -6702,9 +6952,6 @@
     </w:p>
     <w:p>
       <w:pPr>
-        <w:pBdr>
-          <w:left w:val="single" w:color="C8714A" w:sz="12"/>
-        </w:pBdr>
         <w:spacing w:after="60" w:before="260"/>
         <w:ind w:left="180"/>
       </w:pPr>
@@ -6784,9 +7031,6 @@
     </w:p>
     <w:p>
       <w:pPr>
-        <w:pBdr>
-          <w:left w:val="single" w:color="C8714A" w:sz="12"/>
-        </w:pBdr>
         <w:spacing w:after="60" w:before="260"/>
         <w:ind w:left="180"/>
       </w:pPr>
@@ -6868,12 +7112,12 @@
       <w:tblPr>
         <w:tblW w:type="dxa" w:w="9070"/>
         <w:tblBorders>
-          <w:top w:val="single" w:color="auto" w:sz="4"/>
-          <w:left w:val="single" w:color="auto" w:sz="4"/>
-          <w:bottom w:val="single" w:color="auto" w:sz="4"/>
-          <w:right w:val="single" w:color="auto" w:sz="4"/>
-          <w:insideH w:val="single" w:color="auto" w:sz="4"/>
-          <w:insideV w:val="single" w:color="auto" w:sz="4"/>
+          <w:top w:val="nil"/>
+          <w:left w:val="nil"/>
+          <w:bottom w:val="nil"/>
+          <w:right w:val="nil"/>
+          <w:insideH w:val="nil"/>
+          <w:insideV w:val="nil"/>
         </w:tblBorders>
       </w:tblPr>
       <w:tblGrid>
@@ -6883,13 +7127,7 @@
         <w:tc>
           <w:tcPr>
             <w:tcW w:type="dxa" w:w="9070"/>
-            <w:tcBorders>
-              <w:top w:val="single" w:color="B0C8E0" w:sz="4"/>
-              <w:left w:val="single" w:color="B0C8E0" w:sz="4"/>
-              <w:bottom w:val="single" w:color="B0C8E0" w:sz="4"/>
-              <w:right w:val="single" w:color="B0C8E0" w:sz="4"/>
-            </w:tcBorders>
-            <w:shd w:fill="EAF1F8" w:val="clear"/>
+            <w:shd w:fill="FFFFFF" w:val="clear"/>
             <w:tcMar>
               <w:top w:type="dxa" w:w="180"/>
               <w:left w:type="dxa" w:w="300"/>
@@ -6985,9 +7223,6 @@
     </w:p>
     <w:p>
       <w:pPr>
-        <w:pBdr>
-          <w:bottom w:val="single" w:color="C8714A" w:sz="6"/>
-        </w:pBdr>
         <w:spacing w:after="80" w:before="0"/>
         <w:jc w:val="center"/>
       </w:pPr>
@@ -7090,7 +7325,7 @@
               <w:bottom w:val="single" w:color="B0C8E0" w:sz="4"/>
               <w:right w:val="single" w:color="B0C8E0" w:sz="4"/>
             </w:tcBorders>
-            <w:shd w:fill="EAF1F8" w:val="clear"/>
+            <w:shd w:fill="FFFFFF" w:val="clear"/>
             <w:tcMar>
               <w:top w:type="dxa" w:w="80"/>
               <w:left w:type="dxa" w:w="160"/>
@@ -7154,7 +7389,7 @@
               <w:bottom w:val="single" w:color="B0C8E0" w:sz="4"/>
               <w:right w:val="single" w:color="B0C8E0" w:sz="4"/>
             </w:tcBorders>
-            <w:shd w:fill="EAF1F8" w:val="clear"/>
+            <w:shd w:fill="FFFFFF" w:val="clear"/>
             <w:tcMar>
               <w:top w:type="dxa" w:w="80"/>
               <w:left w:type="dxa" w:w="160"/>
@@ -7218,7 +7453,7 @@
               <w:bottom w:val="single" w:color="B0C8E0" w:sz="4"/>
               <w:right w:val="single" w:color="B0C8E0" w:sz="4"/>
             </w:tcBorders>
-            <w:shd w:fill="EAF1F8" w:val="clear"/>
+            <w:shd w:fill="FFFFFF" w:val="clear"/>
             <w:tcMar>
               <w:top w:type="dxa" w:w="80"/>
               <w:left w:type="dxa" w:w="160"/>
@@ -7282,7 +7517,7 @@
               <w:bottom w:val="single" w:color="B0C8E0" w:sz="4"/>
               <w:right w:val="single" w:color="B0C8E0" w:sz="4"/>
             </w:tcBorders>
-            <w:shd w:fill="EAF1F8" w:val="clear"/>
+            <w:shd w:fill="FFFFFF" w:val="clear"/>
             <w:tcMar>
               <w:top w:type="dxa" w:w="80"/>
               <w:left w:type="dxa" w:w="160"/>
@@ -7375,10 +7610,7 @@
     </w:p>
     <w:p>
       <w:pPr>
-        <w:pBdr>
-          <w:bottom w:val="single" w:color="C8714A" w:sz="8"/>
-        </w:pBdr>
-        <w:shd w:fill="1A3A5C" w:val="clear"/>
+        <w:shd w:fill="FFFFFF" w:val="clear"/>
         <w:spacing w:after="200" w:before="440"/>
         <w:jc w:val="center"/>
       </w:pPr>
@@ -7387,7 +7619,7 @@
           <w:rFonts w:ascii="맑은 고딕" w:cs="맑은 고딕" w:eastAsia="맑은 고딕" w:hAnsi="맑은 고딕"/>
           <w:b/>
           <w:bCs/>
-          <w:color w:val="FFFFFF"/>
+          <w:color w:val="1A1A1A"/>
           <w:sz w:val="27"/>
           <w:szCs w:val="27"/>
         </w:rPr>
@@ -7419,9 +7651,6 @@
     </w:p>
     <w:p>
       <w:pPr>
-        <w:pBdr>
-          <w:left w:val="single" w:color="C8714A" w:sz="12"/>
-        </w:pBdr>
         <w:spacing w:after="60" w:before="260"/>
         <w:ind w:left="180"/>
       </w:pPr>
@@ -7469,9 +7698,6 @@
     </w:p>
     <w:p>
       <w:pPr>
-        <w:pBdr>
-          <w:left w:val="single" w:color="C8714A" w:sz="12"/>
-        </w:pBdr>
         <w:spacing w:after="60" w:before="260"/>
         <w:ind w:left="180"/>
       </w:pPr>
@@ -7505,12 +7731,12 @@
       <w:tblPr>
         <w:tblW w:type="dxa" w:w="9070"/>
         <w:tblBorders>
-          <w:top w:val="single" w:color="auto" w:sz="4"/>
-          <w:left w:val="single" w:color="auto" w:sz="4"/>
-          <w:bottom w:val="single" w:color="auto" w:sz="4"/>
-          <w:right w:val="single" w:color="auto" w:sz="4"/>
-          <w:insideH w:val="single" w:color="auto" w:sz="4"/>
-          <w:insideV w:val="single" w:color="auto" w:sz="4"/>
+          <w:top w:val="nil"/>
+          <w:left w:val="nil"/>
+          <w:bottom w:val="nil"/>
+          <w:right w:val="nil"/>
+          <w:insideH w:val="nil"/>
+          <w:insideV w:val="nil"/>
         </w:tblBorders>
       </w:tblPr>
       <w:tblGrid>
@@ -7520,13 +7746,7 @@
         <w:tc>
           <w:tcPr>
             <w:tcW w:type="dxa" w:w="9070"/>
-            <w:tcBorders>
-              <w:top w:val="single" w:color="8C2A4A" w:sz="10"/>
-              <w:left w:val="single" w:color="8C2A4A" w:sz="8"/>
-              <w:bottom w:val="single" w:color="8C2A4A" w:sz="10"/>
-              <w:right w:val="none" w:color="FFFFFF" w:sz="0"/>
-            </w:tcBorders>
-            <w:shd w:fill="FFF0F4" w:val="clear"/>
+            <w:shd w:fill="FFFFFF" w:val="clear"/>
             <w:tcMar>
               <w:top w:type="dxa" w:w="140"/>
               <w:left w:type="dxa" w:w="280"/>
@@ -7583,10 +7803,7 @@
     </w:p>
     <w:p>
       <w:pPr>
-        <w:pBdr>
-          <w:bottom w:val="single" w:color="C8714A" w:sz="8"/>
-        </w:pBdr>
-        <w:shd w:fill="1A3A5C" w:val="clear"/>
+        <w:shd w:fill="FFFFFF" w:val="clear"/>
         <w:spacing w:after="200" w:before="440"/>
         <w:jc w:val="center"/>
       </w:pPr>
@@ -7595,7 +7812,7 @@
           <w:rFonts w:ascii="맑은 고딕" w:cs="맑은 고딕" w:eastAsia="맑은 고딕" w:hAnsi="맑은 고딕"/>
           <w:b/>
           <w:bCs/>
-          <w:color w:val="FFFFFF"/>
+          <w:color w:val="1A1A1A"/>
           <w:sz w:val="27"/>
           <w:szCs w:val="27"/>
         </w:rPr>
@@ -7627,9 +7844,6 @@
     </w:p>
     <w:p>
       <w:pPr>
-        <w:pBdr>
-          <w:left w:val="single" w:color="C8714A" w:sz="12"/>
-        </w:pBdr>
         <w:spacing w:after="60" w:before="260"/>
         <w:ind w:left="180"/>
       </w:pPr>
@@ -7693,9 +7907,6 @@
     </w:p>
     <w:p>
       <w:pPr>
-        <w:pBdr>
-          <w:left w:val="single" w:color="C8714A" w:sz="12"/>
-        </w:pBdr>
         <w:spacing w:after="60" w:before="260"/>
         <w:ind w:left="180"/>
       </w:pPr>
@@ -7753,7 +7964,7 @@
               <w:bottom w:val="single" w:color="B0C8E0" w:sz="4"/>
               <w:right w:val="single" w:color="B0C8E0" w:sz="4"/>
             </w:tcBorders>
-            <w:shd w:fill="1A3A5C" w:val="clear"/>
+            <w:shd w:fill="FFFFFF" w:val="clear"/>
             <w:tcMar>
               <w:top w:type="dxa" w:w="80"/>
               <w:left w:type="dxa" w:w="100"/>
@@ -7770,7 +7981,7 @@
                 <w:rFonts w:ascii="맑은 고딕" w:cs="맑은 고딕" w:eastAsia="맑은 고딕" w:hAnsi="맑은 고딕"/>
                 <w:b/>
                 <w:bCs/>
-                <w:color w:val="FFFFFF"/>
+                <w:color w:val="1A1A1A"/>
                 <w:sz w:val="17"/>
                 <w:szCs w:val="17"/>
               </w:rPr>
@@ -7787,7 +7998,7 @@
               <w:bottom w:val="single" w:color="B0C8E0" w:sz="4"/>
               <w:right w:val="single" w:color="B0C8E0" w:sz="4"/>
             </w:tcBorders>
-            <w:shd w:fill="1A3A5C" w:val="clear"/>
+            <w:shd w:fill="FFFFFF" w:val="clear"/>
             <w:tcMar>
               <w:top w:type="dxa" w:w="80"/>
               <w:left w:type="dxa" w:w="100"/>
@@ -7804,7 +8015,7 @@
                 <w:rFonts w:ascii="맑은 고딕" w:cs="맑은 고딕" w:eastAsia="맑은 고딕" w:hAnsi="맑은 고딕"/>
                 <w:b/>
                 <w:bCs/>
-                <w:color w:val="FFFFFF"/>
+                <w:color w:val="1A1A1A"/>
                 <w:sz w:val="17"/>
                 <w:szCs w:val="17"/>
               </w:rPr>
@@ -7821,7 +8032,7 @@
               <w:bottom w:val="single" w:color="B0C8E0" w:sz="4"/>
               <w:right w:val="single" w:color="B0C8E0" w:sz="4"/>
             </w:tcBorders>
-            <w:shd w:fill="1A3A5C" w:val="clear"/>
+            <w:shd w:fill="FFFFFF" w:val="clear"/>
             <w:tcMar>
               <w:top w:type="dxa" w:w="80"/>
               <w:left w:type="dxa" w:w="100"/>
@@ -7838,7 +8049,7 @@
                 <w:rFonts w:ascii="맑은 고딕" w:cs="맑은 고딕" w:eastAsia="맑은 고딕" w:hAnsi="맑은 고딕"/>
                 <w:b/>
                 <w:bCs/>
-                <w:color w:val="FFFFFF"/>
+                <w:color w:val="1A1A1A"/>
                 <w:sz w:val="17"/>
                 <w:szCs w:val="17"/>
               </w:rPr>
@@ -7855,7 +8066,7 @@
               <w:bottom w:val="single" w:color="B0C8E0" w:sz="4"/>
               <w:right w:val="single" w:color="B0C8E0" w:sz="4"/>
             </w:tcBorders>
-            <w:shd w:fill="1A3A5C" w:val="clear"/>
+            <w:shd w:fill="FFFFFF" w:val="clear"/>
             <w:tcMar>
               <w:top w:type="dxa" w:w="80"/>
               <w:left w:type="dxa" w:w="100"/>
@@ -7872,7 +8083,7 @@
                 <w:rFonts w:ascii="맑은 고딕" w:cs="맑은 고딕" w:eastAsia="맑은 고딕" w:hAnsi="맑은 고딕"/>
                 <w:b/>
                 <w:bCs/>
-                <w:color w:val="FFFFFF"/>
+                <w:color w:val="1A1A1A"/>
                 <w:sz w:val="17"/>
                 <w:szCs w:val="17"/>
               </w:rPr>
@@ -7891,7 +8102,7 @@
               <w:bottom w:val="single" w:color="B0C8E0" w:sz="4"/>
               <w:right w:val="single" w:color="B0C8E0" w:sz="4"/>
             </w:tcBorders>
-            <w:shd w:fill="EAF1F8" w:val="clear"/>
+            <w:shd w:fill="FFFFFF" w:val="clear"/>
             <w:tcMar>
               <w:top w:type="dxa" w:w="70"/>
               <w:left w:type="dxa" w:w="100"/>
@@ -7925,7 +8136,7 @@
               <w:bottom w:val="single" w:color="B0C8E0" w:sz="4"/>
               <w:right w:val="single" w:color="B0C8E0" w:sz="4"/>
             </w:tcBorders>
-            <w:shd w:fill="EAF1F8" w:val="clear"/>
+            <w:shd w:fill="FFFFFF" w:val="clear"/>
             <w:tcMar>
               <w:top w:type="dxa" w:w="70"/>
               <w:left w:type="dxa" w:w="100"/>
@@ -7959,7 +8170,7 @@
               <w:bottom w:val="single" w:color="B0C8E0" w:sz="4"/>
               <w:right w:val="single" w:color="B0C8E0" w:sz="4"/>
             </w:tcBorders>
-            <w:shd w:fill="EAF1F8" w:val="clear"/>
+            <w:shd w:fill="FFFFFF" w:val="clear"/>
             <w:tcMar>
               <w:top w:type="dxa" w:w="70"/>
               <w:left w:type="dxa" w:w="100"/>
@@ -7993,7 +8204,7 @@
               <w:bottom w:val="single" w:color="B0C8E0" w:sz="4"/>
               <w:right w:val="single" w:color="B0C8E0" w:sz="4"/>
             </w:tcBorders>
-            <w:shd w:fill="EAF1F8" w:val="clear"/>
+            <w:shd w:fill="FFFFFF" w:val="clear"/>
             <w:tcMar>
               <w:top w:type="dxa" w:w="70"/>
               <w:left w:type="dxa" w:w="100"/>
@@ -8167,7 +8378,7 @@
               <w:bottom w:val="single" w:color="B0C8E0" w:sz="4"/>
               <w:right w:val="single" w:color="B0C8E0" w:sz="4"/>
             </w:tcBorders>
-            <w:shd w:fill="EAF1F8" w:val="clear"/>
+            <w:shd w:fill="FFFFFF" w:val="clear"/>
             <w:tcMar>
               <w:top w:type="dxa" w:w="70"/>
               <w:left w:type="dxa" w:w="100"/>
@@ -8201,7 +8412,7 @@
               <w:bottom w:val="single" w:color="B0C8E0" w:sz="4"/>
               <w:right w:val="single" w:color="B0C8E0" w:sz="4"/>
             </w:tcBorders>
-            <w:shd w:fill="EAF1F8" w:val="clear"/>
+            <w:shd w:fill="FFFFFF" w:val="clear"/>
             <w:tcMar>
               <w:top w:type="dxa" w:w="70"/>
               <w:left w:type="dxa" w:w="100"/>
@@ -8235,7 +8446,7 @@
               <w:bottom w:val="single" w:color="B0C8E0" w:sz="4"/>
               <w:right w:val="single" w:color="B0C8E0" w:sz="4"/>
             </w:tcBorders>
-            <w:shd w:fill="EAF1F8" w:val="clear"/>
+            <w:shd w:fill="FFFFFF" w:val="clear"/>
             <w:tcMar>
               <w:top w:type="dxa" w:w="70"/>
               <w:left w:type="dxa" w:w="100"/>
@@ -8269,7 +8480,7 @@
               <w:bottom w:val="single" w:color="B0C8E0" w:sz="4"/>
               <w:right w:val="single" w:color="B0C8E0" w:sz="4"/>
             </w:tcBorders>
-            <w:shd w:fill="EAF1F8" w:val="clear"/>
+            <w:shd w:fill="FFFFFF" w:val="clear"/>
             <w:tcMar>
               <w:top w:type="dxa" w:w="70"/>
               <w:left w:type="dxa" w:w="100"/>
@@ -8443,7 +8654,7 @@
               <w:bottom w:val="single" w:color="B0C8E0" w:sz="4"/>
               <w:right w:val="single" w:color="B0C8E0" w:sz="4"/>
             </w:tcBorders>
-            <w:shd w:fill="EAF1F8" w:val="clear"/>
+            <w:shd w:fill="FFFFFF" w:val="clear"/>
             <w:tcMar>
               <w:top w:type="dxa" w:w="70"/>
               <w:left w:type="dxa" w:w="100"/>
@@ -8477,7 +8688,7 @@
               <w:bottom w:val="single" w:color="B0C8E0" w:sz="4"/>
               <w:right w:val="single" w:color="B0C8E0" w:sz="4"/>
             </w:tcBorders>
-            <w:shd w:fill="EAF1F8" w:val="clear"/>
+            <w:shd w:fill="FFFFFF" w:val="clear"/>
             <w:tcMar>
               <w:top w:type="dxa" w:w="70"/>
               <w:left w:type="dxa" w:w="100"/>
@@ -8511,7 +8722,7 @@
               <w:bottom w:val="single" w:color="B0C8E0" w:sz="4"/>
               <w:right w:val="single" w:color="B0C8E0" w:sz="4"/>
             </w:tcBorders>
-            <w:shd w:fill="EAF1F8" w:val="clear"/>
+            <w:shd w:fill="FFFFFF" w:val="clear"/>
             <w:tcMar>
               <w:top w:type="dxa" w:w="70"/>
               <w:left w:type="dxa" w:w="100"/>
@@ -8545,7 +8756,7 @@
               <w:bottom w:val="single" w:color="B0C8E0" w:sz="4"/>
               <w:right w:val="single" w:color="B0C8E0" w:sz="4"/>
             </w:tcBorders>
-            <w:shd w:fill="EAF1F8" w:val="clear"/>
+            <w:shd w:fill="FFFFFF" w:val="clear"/>
             <w:tcMar>
               <w:top w:type="dxa" w:w="70"/>
               <w:left w:type="dxa" w:w="100"/>
@@ -8588,9 +8799,6 @@
     </w:p>
     <w:p>
       <w:pPr>
-        <w:pBdr>
-          <w:left w:val="single" w:color="C8714A" w:sz="12"/>
-        </w:pBdr>
         <w:spacing w:after="60" w:before="260"/>
         <w:ind w:left="180"/>
       </w:pPr>
@@ -8670,10 +8878,7 @@
     </w:p>
     <w:p>
       <w:pPr>
-        <w:pBdr>
-          <w:bottom w:val="single" w:color="C8714A" w:sz="8"/>
-        </w:pBdr>
-        <w:shd w:fill="1A3A5C" w:val="clear"/>
+        <w:shd w:fill="FFFFFF" w:val="clear"/>
         <w:spacing w:after="200" w:before="440"/>
         <w:jc w:val="center"/>
       </w:pPr>
@@ -8682,7 +8887,7 @@
           <w:rFonts w:ascii="맑은 고딕" w:cs="맑은 고딕" w:eastAsia="맑은 고딕" w:hAnsi="맑은 고딕"/>
           <w:b/>
           <w:bCs/>
-          <w:color w:val="FFFFFF"/>
+          <w:color w:val="1A1A1A"/>
           <w:sz w:val="27"/>
           <w:szCs w:val="27"/>
         </w:rPr>
@@ -8714,9 +8919,6 @@
     </w:p>
     <w:p>
       <w:pPr>
-        <w:pBdr>
-          <w:left w:val="single" w:color="C8714A" w:sz="12"/>
-        </w:pBdr>
         <w:spacing w:after="60" w:before="260"/>
         <w:ind w:left="180"/>
       </w:pPr>
@@ -8780,9 +8982,6 @@
     </w:p>
     <w:p>
       <w:pPr>
-        <w:pBdr>
-          <w:left w:val="single" w:color="C8714A" w:sz="12"/>
-        </w:pBdr>
         <w:spacing w:after="60" w:before="260"/>
         <w:ind w:left="180"/>
       </w:pPr>
@@ -8846,10 +9045,7 @@
     </w:p>
     <w:p>
       <w:pPr>
-        <w:pBdr>
-          <w:bottom w:val="single" w:color="C8714A" w:sz="8"/>
-        </w:pBdr>
-        <w:shd w:fill="1A3A5C" w:val="clear"/>
+        <w:shd w:fill="FFFFFF" w:val="clear"/>
         <w:spacing w:after="200" w:before="440"/>
         <w:jc w:val="center"/>
       </w:pPr>
@@ -8858,7 +9054,7 @@
           <w:rFonts w:ascii="맑은 고딕" w:cs="맑은 고딕" w:eastAsia="맑은 고딕" w:hAnsi="맑은 고딕"/>
           <w:b/>
           <w:bCs/>
-          <w:color w:val="FFFFFF"/>
+          <w:color w:val="1A1A1A"/>
           <w:sz w:val="27"/>
           <w:szCs w:val="27"/>
         </w:rPr>
@@ -8890,9 +9086,6 @@
     </w:p>
     <w:p>
       <w:pPr>
-        <w:pBdr>
-          <w:left w:val="single" w:color="C8714A" w:sz="12"/>
-        </w:pBdr>
         <w:spacing w:after="60" w:before="260"/>
         <w:ind w:left="180"/>
       </w:pPr>
@@ -9004,10 +9197,7 @@
     </w:p>
     <w:p>
       <w:pPr>
-        <w:pBdr>
-          <w:bottom w:val="single" w:color="C8714A" w:sz="8"/>
-        </w:pBdr>
-        <w:shd w:fill="1A3A5C" w:val="clear"/>
+        <w:shd w:fill="FFFFFF" w:val="clear"/>
         <w:spacing w:after="200" w:before="440"/>
         <w:jc w:val="center"/>
       </w:pPr>
@@ -9016,7 +9206,7 @@
           <w:rFonts w:ascii="맑은 고딕" w:cs="맑은 고딕" w:eastAsia="맑은 고딕" w:hAnsi="맑은 고딕"/>
           <w:b/>
           <w:bCs/>
-          <w:color w:val="FFFFFF"/>
+          <w:color w:val="1A1A1A"/>
           <w:sz w:val="27"/>
           <w:szCs w:val="27"/>
         </w:rPr>
@@ -9048,9 +9238,6 @@
     </w:p>
     <w:p>
       <w:pPr>
-        <w:pBdr>
-          <w:left w:val="single" w:color="C8714A" w:sz="12"/>
-        </w:pBdr>
         <w:spacing w:after="60" w:before="260"/>
         <w:ind w:left="180"/>
       </w:pPr>
@@ -9114,9 +9301,6 @@
     </w:p>
     <w:p>
       <w:pPr>
-        <w:pBdr>
-          <w:left w:val="single" w:color="C8714A" w:sz="12"/>
-        </w:pBdr>
         <w:spacing w:after="60" w:before="260"/>
         <w:ind w:left="180"/>
       </w:pPr>
@@ -9246,12 +9430,12 @@
       <w:tblPr>
         <w:tblW w:type="dxa" w:w="9070"/>
         <w:tblBorders>
-          <w:top w:val="single" w:color="auto" w:sz="4"/>
-          <w:left w:val="single" w:color="auto" w:sz="4"/>
-          <w:bottom w:val="single" w:color="auto" w:sz="4"/>
-          <w:right w:val="single" w:color="auto" w:sz="4"/>
-          <w:insideH w:val="single" w:color="auto" w:sz="4"/>
-          <w:insideV w:val="single" w:color="auto" w:sz="4"/>
+          <w:top w:val="nil"/>
+          <w:left w:val="nil"/>
+          <w:bottom w:val="nil"/>
+          <w:right w:val="nil"/>
+          <w:insideH w:val="nil"/>
+          <w:insideV w:val="nil"/>
         </w:tblBorders>
       </w:tblPr>
       <w:tblGrid>
@@ -9261,13 +9445,7 @@
         <w:tc>
           <w:tcPr>
             <w:tcW w:type="dxa" w:w="9070"/>
-            <w:tcBorders>
-              <w:top w:val="single" w:color="B0C8E0" w:sz="4"/>
-              <w:left w:val="single" w:color="B0C8E0" w:sz="4"/>
-              <w:bottom w:val="single" w:color="B0C8E0" w:sz="4"/>
-              <w:right w:val="single" w:color="B0C8E0" w:sz="4"/>
-            </w:tcBorders>
-            <w:shd w:fill="EAF1F8" w:val="clear"/>
+            <w:shd w:fill="FFFFFF" w:val="clear"/>
             <w:tcMar>
               <w:top w:type="dxa" w:w="180"/>
               <w:left w:type="dxa" w:w="300"/>
@@ -9319,6 +9497,955 @@
                 <w:szCs w:val="19"/>
               </w:rPr>
               <w:t xml:space="preserve">담임목사  박상혁  (인)    찬양팀 리더  ___________  (인)</w:t>
+            </w:r>
+          </w:p>
+        </w:tc>
+      </w:tr>
+    </w:tbl>
+    <w:p/>
+    <w:p>
+      <w:r>
+        <w:rPr>
+          <w:rFonts w:ascii="맑은 고딕" w:hAnsi="맑은 고딕" w:eastAsia="맑은 고딕" w:cs="맑은 고딕"/>
+          <w:b/>
+          <w:color w:val="1A3A5C"/>
+          <w:sz w:val="24"/>
+        </w:rPr>
+        <w:t xml:space="preserve">■ 개정 이력  </w:t>
+      </w:r>
+      <w:r>
+        <w:rPr>
+          <w:rFonts w:ascii="맑은 고딕" w:hAnsi="맑은 고딕" w:eastAsia="맑은 고딕" w:cs="맑은 고딕"/>
+          <w:color w:val="9A8E84"/>
+          <w:sz w:val="20"/>
+        </w:rPr>
+        <w:t>Revision History</w:t>
+      </w:r>
+    </w:p>
+    <w:p>
+      <w:r>
+        <w:rPr>
+          <w:rFonts w:ascii="맑은 고딕" w:hAnsi="맑은 고딕" w:eastAsia="맑은 고딕" w:cs="맑은 고딕"/>
+          <w:color w:val="9A8E84"/>
+          <w:sz w:val="17"/>
+        </w:rPr>
+        <w:t>※ 본 매뉴얼은 부서장 검토 후 담임목사 승인으로 개정하며, 개정 시 아래 표에 기록합니다.</w:t>
+      </w:r>
+    </w:p>
+    <w:tbl>
+      <w:tblPr>
+        <w:tblW w:type="auto" w:w="0"/>
+        <w:jc w:val="center"/>
+        <w:tblLayout w:type="fixed"/>
+        <w:tblLook w:firstColumn="1" w:firstRow="1" w:lastColumn="0" w:lastRow="0" w:noHBand="0" w:noVBand="1" w:val="04A0"/>
+      </w:tblPr>
+      <w:tblGrid>
+        <w:gridCol w:w="1814"/>
+        <w:gridCol w:w="1814"/>
+        <w:gridCol w:w="1814"/>
+        <w:gridCol w:w="1814"/>
+        <w:gridCol w:w="1814"/>
+      </w:tblGrid>
+      <w:tr>
+        <w:tc>
+          <w:tcPr>
+            <w:tcW w:type="dxa" w:w="1100"/>
+            <w:tcBorders>
+              <w:top w:val="single" w:sz="4" w:space="0" w:color="B0C8E0"/>
+              <w:left w:val="single" w:sz="4" w:space="0" w:color="B0C8E0"/>
+              <w:bottom w:val="single" w:sz="4" w:space="0" w:color="B0C8E0"/>
+              <w:right w:val="single" w:sz="4" w:space="0" w:color="B0C8E0"/>
+            </w:tcBorders>
+            <w:shd w:val="clear" w:color="auto" w:fill="F2F2F2"/>
+          </w:tcPr>
+          <w:p>
+            <w:pPr>
+              <w:jc w:val="center"/>
+            </w:pPr>
+            <w:r/>
+            <w:r>
+              <w:rPr>
+                <w:rFonts w:ascii="맑은 고딕" w:hAnsi="맑은 고딕" w:eastAsia="맑은 고딕" w:cs="맑은 고딕"/>
+                <w:b/>
+                <w:color w:val="2C2114"/>
+                <w:sz w:val="18"/>
+              </w:rPr>
+              <w:t>차수</w:t>
+            </w:r>
+          </w:p>
+        </w:tc>
+        <w:tc>
+          <w:tcPr>
+            <w:tcW w:type="dxa" w:w="1700"/>
+            <w:tcBorders>
+              <w:top w:val="single" w:sz="4" w:space="0" w:color="B0C8E0"/>
+              <w:left w:val="single" w:sz="4" w:space="0" w:color="B0C8E0"/>
+              <w:bottom w:val="single" w:sz="4" w:space="0" w:color="B0C8E0"/>
+              <w:right w:val="single" w:sz="4" w:space="0" w:color="B0C8E0"/>
+            </w:tcBorders>
+            <w:shd w:val="clear" w:color="auto" w:fill="F2F2F2"/>
+          </w:tcPr>
+          <w:p>
+            <w:pPr>
+              <w:jc w:val="center"/>
+            </w:pPr>
+            <w:r/>
+            <w:r>
+              <w:rPr>
+                <w:rFonts w:ascii="맑은 고딕" w:hAnsi="맑은 고딕" w:eastAsia="맑은 고딕" w:cs="맑은 고딕"/>
+                <w:b/>
+                <w:color w:val="2C2114"/>
+                <w:sz w:val="18"/>
+              </w:rPr>
+              <w:t>개정일자</w:t>
+            </w:r>
+          </w:p>
+        </w:tc>
+        <w:tc>
+          <w:tcPr>
+            <w:tcW w:type="dxa" w:w="4200"/>
+            <w:tcBorders>
+              <w:top w:val="single" w:sz="4" w:space="0" w:color="B0C8E0"/>
+              <w:left w:val="single" w:sz="4" w:space="0" w:color="B0C8E0"/>
+              <w:bottom w:val="single" w:sz="4" w:space="0" w:color="B0C8E0"/>
+              <w:right w:val="single" w:sz="4" w:space="0" w:color="B0C8E0"/>
+            </w:tcBorders>
+            <w:shd w:val="clear" w:color="auto" w:fill="F2F2F2"/>
+          </w:tcPr>
+          <w:p>
+            <w:pPr>
+              <w:jc w:val="center"/>
+            </w:pPr>
+            <w:r/>
+            <w:r>
+              <w:rPr>
+                <w:rFonts w:ascii="맑은 고딕" w:hAnsi="맑은 고딕" w:eastAsia="맑은 고딕" w:cs="맑은 고딕"/>
+                <w:b/>
+                <w:color w:val="2C2114"/>
+                <w:sz w:val="18"/>
+              </w:rPr>
+              <w:t>개정 내용</w:t>
+            </w:r>
+          </w:p>
+        </w:tc>
+        <w:tc>
+          <w:tcPr>
+            <w:tcW w:type="dxa" w:w="1700"/>
+            <w:tcBorders>
+              <w:top w:val="single" w:sz="4" w:space="0" w:color="B0C8E0"/>
+              <w:left w:val="single" w:sz="4" w:space="0" w:color="B0C8E0"/>
+              <w:bottom w:val="single" w:sz="4" w:space="0" w:color="B0C8E0"/>
+              <w:right w:val="single" w:sz="4" w:space="0" w:color="B0C8E0"/>
+            </w:tcBorders>
+            <w:shd w:val="clear" w:color="auto" w:fill="F2F2F2"/>
+          </w:tcPr>
+          <w:p>
+            <w:pPr>
+              <w:jc w:val="center"/>
+            </w:pPr>
+            <w:r/>
+            <w:r>
+              <w:rPr>
+                <w:rFonts w:ascii="맑은 고딕" w:hAnsi="맑은 고딕" w:eastAsia="맑은 고딕" w:cs="맑은 고딕"/>
+                <w:b/>
+                <w:color w:val="2C2114"/>
+                <w:sz w:val="18"/>
+              </w:rPr>
+              <w:t>개정자</w:t>
+            </w:r>
+          </w:p>
+        </w:tc>
+        <w:tc>
+          <w:tcPr>
+            <w:tcW w:type="dxa" w:w="1700"/>
+            <w:tcBorders>
+              <w:top w:val="single" w:sz="4" w:space="0" w:color="B0C8E0"/>
+              <w:left w:val="single" w:sz="4" w:space="0" w:color="B0C8E0"/>
+              <w:bottom w:val="single" w:sz="4" w:space="0" w:color="B0C8E0"/>
+              <w:right w:val="single" w:sz="4" w:space="0" w:color="B0C8E0"/>
+            </w:tcBorders>
+            <w:shd w:val="clear" w:color="auto" w:fill="F2F2F2"/>
+          </w:tcPr>
+          <w:p>
+            <w:pPr>
+              <w:jc w:val="center"/>
+            </w:pPr>
+            <w:r/>
+            <w:r>
+              <w:rPr>
+                <w:rFonts w:ascii="맑은 고딕" w:hAnsi="맑은 고딕" w:eastAsia="맑은 고딕" w:cs="맑은 고딕"/>
+                <w:b/>
+                <w:color w:val="2C2114"/>
+                <w:sz w:val="18"/>
+              </w:rPr>
+              <w:t>승인자</w:t>
+            </w:r>
+          </w:p>
+        </w:tc>
+      </w:tr>
+      <w:tr>
+        <w:tc>
+          <w:tcPr>
+            <w:tcW w:type="dxa" w:w="1100"/>
+            <w:tcBorders>
+              <w:top w:val="single" w:sz="4" w:space="0" w:color="B0C8E0"/>
+              <w:left w:val="single" w:sz="4" w:space="0" w:color="B0C8E0"/>
+              <w:bottom w:val="single" w:sz="4" w:space="0" w:color="B0C8E0"/>
+              <w:right w:val="single" w:sz="4" w:space="0" w:color="B0C8E0"/>
+            </w:tcBorders>
+          </w:tcPr>
+          <w:p>
+            <w:pPr>
+              <w:jc w:val="center"/>
+            </w:pPr>
+            <w:r/>
+            <w:r>
+              <w:rPr>
+                <w:rFonts w:ascii="맑은 고딕" w:hAnsi="맑은 고딕" w:eastAsia="맑은 고딕" w:cs="맑은 고딕"/>
+                <w:b w:val="0"/>
+                <w:color w:val="2C2114"/>
+                <w:sz w:val="18"/>
+              </w:rPr>
+              <w:t>제정</w:t>
+            </w:r>
+          </w:p>
+        </w:tc>
+        <w:tc>
+          <w:tcPr>
+            <w:tcW w:type="dxa" w:w="1700"/>
+            <w:tcBorders>
+              <w:top w:val="single" w:sz="4" w:space="0" w:color="B0C8E0"/>
+              <w:left w:val="single" w:sz="4" w:space="0" w:color="B0C8E0"/>
+              <w:bottom w:val="single" w:sz="4" w:space="0" w:color="B0C8E0"/>
+              <w:right w:val="single" w:sz="4" w:space="0" w:color="B0C8E0"/>
+            </w:tcBorders>
+          </w:tcPr>
+          <w:p>
+            <w:pPr>
+              <w:jc w:val="center"/>
+            </w:pPr>
+            <w:r/>
+            <w:r>
+              <w:rPr>
+                <w:rFonts w:ascii="맑은 고딕" w:hAnsi="맑은 고딕" w:eastAsia="맑은 고딕" w:cs="맑은 고딕"/>
+                <w:b w:val="0"/>
+                <w:color w:val="2C2114"/>
+                <w:sz w:val="18"/>
+              </w:rPr>
+              <w:t>20      .      .</w:t>
+            </w:r>
+          </w:p>
+        </w:tc>
+        <w:tc>
+          <w:tcPr>
+            <w:tcW w:type="dxa" w:w="4200"/>
+            <w:tcBorders>
+              <w:top w:val="single" w:sz="4" w:space="0" w:color="B0C8E0"/>
+              <w:left w:val="single" w:sz="4" w:space="0" w:color="B0C8E0"/>
+              <w:bottom w:val="single" w:sz="4" w:space="0" w:color="B0C8E0"/>
+              <w:right w:val="single" w:sz="4" w:space="0" w:color="B0C8E0"/>
+            </w:tcBorders>
+          </w:tcPr>
+          <w:p>
+            <w:pPr>
+              <w:jc w:val="left"/>
+            </w:pPr>
+            <w:r/>
+            <w:r>
+              <w:rPr>
+                <w:rFonts w:ascii="맑은 고딕" w:hAnsi="맑은 고딕" w:eastAsia="맑은 고딕" w:cs="맑은 고딕"/>
+                <w:b w:val="0"/>
+                <w:color w:val="2C2114"/>
+                <w:sz w:val="18"/>
+              </w:rPr>
+              <w:t>최초 제정</w:t>
+            </w:r>
+          </w:p>
+        </w:tc>
+        <w:tc>
+          <w:tcPr>
+            <w:tcW w:type="dxa" w:w="1700"/>
+            <w:tcBorders>
+              <w:top w:val="single" w:sz="4" w:space="0" w:color="B0C8E0"/>
+              <w:left w:val="single" w:sz="4" w:space="0" w:color="B0C8E0"/>
+              <w:bottom w:val="single" w:sz="4" w:space="0" w:color="B0C8E0"/>
+              <w:right w:val="single" w:sz="4" w:space="0" w:color="B0C8E0"/>
+            </w:tcBorders>
+          </w:tcPr>
+          <w:p>
+            <w:pPr>
+              <w:jc w:val="center"/>
+            </w:pPr>
+            <w:r/>
+            <w:r>
+              <w:rPr>
+                <w:rFonts w:ascii="맑은 고딕" w:hAnsi="맑은 고딕" w:eastAsia="맑은 고딕" w:cs="맑은 고딕"/>
+                <w:b w:val="0"/>
+                <w:color w:val="2C2114"/>
+                <w:sz w:val="18"/>
+              </w:rPr>
+              <w:t>—</w:t>
+            </w:r>
+          </w:p>
+        </w:tc>
+        <w:tc>
+          <w:tcPr>
+            <w:tcW w:type="dxa" w:w="1700"/>
+            <w:tcBorders>
+              <w:top w:val="single" w:sz="4" w:space="0" w:color="B0C8E0"/>
+              <w:left w:val="single" w:sz="4" w:space="0" w:color="B0C8E0"/>
+              <w:bottom w:val="single" w:sz="4" w:space="0" w:color="B0C8E0"/>
+              <w:right w:val="single" w:sz="4" w:space="0" w:color="B0C8E0"/>
+            </w:tcBorders>
+          </w:tcPr>
+          <w:p>
+            <w:pPr>
+              <w:jc w:val="center"/>
+            </w:pPr>
+            <w:r/>
+            <w:r>
+              <w:rPr>
+                <w:rFonts w:ascii="맑은 고딕" w:hAnsi="맑은 고딕" w:eastAsia="맑은 고딕" w:cs="맑은 고딕"/>
+                <w:b w:val="0"/>
+                <w:color w:val="2C2114"/>
+                <w:sz w:val="18"/>
+              </w:rPr>
+              <w:t>담임목사 박상혁</w:t>
+            </w:r>
+          </w:p>
+        </w:tc>
+      </w:tr>
+      <w:tr>
+        <w:tc>
+          <w:tcPr>
+            <w:tcW w:type="dxa" w:w="1100"/>
+            <w:tcBorders>
+              <w:top w:val="single" w:sz="4" w:space="0" w:color="B0C8E0"/>
+              <w:left w:val="single" w:sz="4" w:space="0" w:color="B0C8E0"/>
+              <w:bottom w:val="single" w:sz="4" w:space="0" w:color="B0C8E0"/>
+              <w:right w:val="single" w:sz="4" w:space="0" w:color="B0C8E0"/>
+            </w:tcBorders>
+          </w:tcPr>
+          <w:p>
+            <w:pPr>
+              <w:jc w:val="center"/>
+            </w:pPr>
+            <w:r/>
+            <w:r>
+              <w:rPr>
+                <w:rFonts w:ascii="맑은 고딕" w:hAnsi="맑은 고딕" w:eastAsia="맑은 고딕" w:cs="맑은 고딕"/>
+                <w:b w:val="0"/>
+                <w:color w:val="2C2114"/>
+                <w:sz w:val="18"/>
+              </w:rPr>
+            </w:r>
+          </w:p>
+        </w:tc>
+        <w:tc>
+          <w:tcPr>
+            <w:tcW w:type="dxa" w:w="1700"/>
+            <w:tcBorders>
+              <w:top w:val="single" w:sz="4" w:space="0" w:color="B0C8E0"/>
+              <w:left w:val="single" w:sz="4" w:space="0" w:color="B0C8E0"/>
+              <w:bottom w:val="single" w:sz="4" w:space="0" w:color="B0C8E0"/>
+              <w:right w:val="single" w:sz="4" w:space="0" w:color="B0C8E0"/>
+            </w:tcBorders>
+          </w:tcPr>
+          <w:p>
+            <w:pPr>
+              <w:jc w:val="center"/>
+            </w:pPr>
+            <w:r/>
+            <w:r>
+              <w:rPr>
+                <w:rFonts w:ascii="맑은 고딕" w:hAnsi="맑은 고딕" w:eastAsia="맑은 고딕" w:cs="맑은 고딕"/>
+                <w:b w:val="0"/>
+                <w:color w:val="2C2114"/>
+                <w:sz w:val="18"/>
+              </w:rPr>
+            </w:r>
+          </w:p>
+        </w:tc>
+        <w:tc>
+          <w:tcPr>
+            <w:tcW w:type="dxa" w:w="4200"/>
+            <w:tcBorders>
+              <w:top w:val="single" w:sz="4" w:space="0" w:color="B0C8E0"/>
+              <w:left w:val="single" w:sz="4" w:space="0" w:color="B0C8E0"/>
+              <w:bottom w:val="single" w:sz="4" w:space="0" w:color="B0C8E0"/>
+              <w:right w:val="single" w:sz="4" w:space="0" w:color="B0C8E0"/>
+            </w:tcBorders>
+          </w:tcPr>
+          <w:p>
+            <w:pPr>
+              <w:jc w:val="center"/>
+            </w:pPr>
+            <w:r/>
+            <w:r>
+              <w:rPr>
+                <w:rFonts w:ascii="맑은 고딕" w:hAnsi="맑은 고딕" w:eastAsia="맑은 고딕" w:cs="맑은 고딕"/>
+                <w:b w:val="0"/>
+                <w:color w:val="2C2114"/>
+                <w:sz w:val="18"/>
+              </w:rPr>
+            </w:r>
+          </w:p>
+        </w:tc>
+        <w:tc>
+          <w:tcPr>
+            <w:tcW w:type="dxa" w:w="1700"/>
+            <w:tcBorders>
+              <w:top w:val="single" w:sz="4" w:space="0" w:color="B0C8E0"/>
+              <w:left w:val="single" w:sz="4" w:space="0" w:color="B0C8E0"/>
+              <w:bottom w:val="single" w:sz="4" w:space="0" w:color="B0C8E0"/>
+              <w:right w:val="single" w:sz="4" w:space="0" w:color="B0C8E0"/>
+            </w:tcBorders>
+          </w:tcPr>
+          <w:p>
+            <w:pPr>
+              <w:jc w:val="center"/>
+            </w:pPr>
+            <w:r/>
+            <w:r>
+              <w:rPr>
+                <w:rFonts w:ascii="맑은 고딕" w:hAnsi="맑은 고딕" w:eastAsia="맑은 고딕" w:cs="맑은 고딕"/>
+                <w:b w:val="0"/>
+                <w:color w:val="2C2114"/>
+                <w:sz w:val="18"/>
+              </w:rPr>
+            </w:r>
+          </w:p>
+        </w:tc>
+        <w:tc>
+          <w:tcPr>
+            <w:tcW w:type="dxa" w:w="1700"/>
+            <w:tcBorders>
+              <w:top w:val="single" w:sz="4" w:space="0" w:color="B0C8E0"/>
+              <w:left w:val="single" w:sz="4" w:space="0" w:color="B0C8E0"/>
+              <w:bottom w:val="single" w:sz="4" w:space="0" w:color="B0C8E0"/>
+              <w:right w:val="single" w:sz="4" w:space="0" w:color="B0C8E0"/>
+            </w:tcBorders>
+          </w:tcPr>
+          <w:p>
+            <w:pPr>
+              <w:jc w:val="center"/>
+            </w:pPr>
+            <w:r/>
+            <w:r>
+              <w:rPr>
+                <w:rFonts w:ascii="맑은 고딕" w:hAnsi="맑은 고딕" w:eastAsia="맑은 고딕" w:cs="맑은 고딕"/>
+                <w:b w:val="0"/>
+                <w:color w:val="2C2114"/>
+                <w:sz w:val="18"/>
+              </w:rPr>
+            </w:r>
+          </w:p>
+        </w:tc>
+      </w:tr>
+      <w:tr>
+        <w:tc>
+          <w:tcPr>
+            <w:tcW w:type="dxa" w:w="1100"/>
+            <w:tcBorders>
+              <w:top w:val="single" w:sz="4" w:space="0" w:color="B0C8E0"/>
+              <w:left w:val="single" w:sz="4" w:space="0" w:color="B0C8E0"/>
+              <w:bottom w:val="single" w:sz="4" w:space="0" w:color="B0C8E0"/>
+              <w:right w:val="single" w:sz="4" w:space="0" w:color="B0C8E0"/>
+            </w:tcBorders>
+          </w:tcPr>
+          <w:p>
+            <w:pPr>
+              <w:jc w:val="center"/>
+            </w:pPr>
+            <w:r/>
+            <w:r>
+              <w:rPr>
+                <w:rFonts w:ascii="맑은 고딕" w:hAnsi="맑은 고딕" w:eastAsia="맑은 고딕" w:cs="맑은 고딕"/>
+                <w:b w:val="0"/>
+                <w:color w:val="2C2114"/>
+                <w:sz w:val="18"/>
+              </w:rPr>
+            </w:r>
+          </w:p>
+        </w:tc>
+        <w:tc>
+          <w:tcPr>
+            <w:tcW w:type="dxa" w:w="1700"/>
+            <w:tcBorders>
+              <w:top w:val="single" w:sz="4" w:space="0" w:color="B0C8E0"/>
+              <w:left w:val="single" w:sz="4" w:space="0" w:color="B0C8E0"/>
+              <w:bottom w:val="single" w:sz="4" w:space="0" w:color="B0C8E0"/>
+              <w:right w:val="single" w:sz="4" w:space="0" w:color="B0C8E0"/>
+            </w:tcBorders>
+          </w:tcPr>
+          <w:p>
+            <w:pPr>
+              <w:jc w:val="center"/>
+            </w:pPr>
+            <w:r/>
+            <w:r>
+              <w:rPr>
+                <w:rFonts w:ascii="맑은 고딕" w:hAnsi="맑은 고딕" w:eastAsia="맑은 고딕" w:cs="맑은 고딕"/>
+                <w:b w:val="0"/>
+                <w:color w:val="2C2114"/>
+                <w:sz w:val="18"/>
+              </w:rPr>
+            </w:r>
+          </w:p>
+        </w:tc>
+        <w:tc>
+          <w:tcPr>
+            <w:tcW w:type="dxa" w:w="4200"/>
+            <w:tcBorders>
+              <w:top w:val="single" w:sz="4" w:space="0" w:color="B0C8E0"/>
+              <w:left w:val="single" w:sz="4" w:space="0" w:color="B0C8E0"/>
+              <w:bottom w:val="single" w:sz="4" w:space="0" w:color="B0C8E0"/>
+              <w:right w:val="single" w:sz="4" w:space="0" w:color="B0C8E0"/>
+            </w:tcBorders>
+          </w:tcPr>
+          <w:p>
+            <w:pPr>
+              <w:jc w:val="center"/>
+            </w:pPr>
+            <w:r/>
+            <w:r>
+              <w:rPr>
+                <w:rFonts w:ascii="맑은 고딕" w:hAnsi="맑은 고딕" w:eastAsia="맑은 고딕" w:cs="맑은 고딕"/>
+                <w:b w:val="0"/>
+                <w:color w:val="2C2114"/>
+                <w:sz w:val="18"/>
+              </w:rPr>
+            </w:r>
+          </w:p>
+        </w:tc>
+        <w:tc>
+          <w:tcPr>
+            <w:tcW w:type="dxa" w:w="1700"/>
+            <w:tcBorders>
+              <w:top w:val="single" w:sz="4" w:space="0" w:color="B0C8E0"/>
+              <w:left w:val="single" w:sz="4" w:space="0" w:color="B0C8E0"/>
+              <w:bottom w:val="single" w:sz="4" w:space="0" w:color="B0C8E0"/>
+              <w:right w:val="single" w:sz="4" w:space="0" w:color="B0C8E0"/>
+            </w:tcBorders>
+          </w:tcPr>
+          <w:p>
+            <w:pPr>
+              <w:jc w:val="center"/>
+            </w:pPr>
+            <w:r/>
+            <w:r>
+              <w:rPr>
+                <w:rFonts w:ascii="맑은 고딕" w:hAnsi="맑은 고딕" w:eastAsia="맑은 고딕" w:cs="맑은 고딕"/>
+                <w:b w:val="0"/>
+                <w:color w:val="2C2114"/>
+                <w:sz w:val="18"/>
+              </w:rPr>
+            </w:r>
+          </w:p>
+        </w:tc>
+        <w:tc>
+          <w:tcPr>
+            <w:tcW w:type="dxa" w:w="1700"/>
+            <w:tcBorders>
+              <w:top w:val="single" w:sz="4" w:space="0" w:color="B0C8E0"/>
+              <w:left w:val="single" w:sz="4" w:space="0" w:color="B0C8E0"/>
+              <w:bottom w:val="single" w:sz="4" w:space="0" w:color="B0C8E0"/>
+              <w:right w:val="single" w:sz="4" w:space="0" w:color="B0C8E0"/>
+            </w:tcBorders>
+          </w:tcPr>
+          <w:p>
+            <w:pPr>
+              <w:jc w:val="center"/>
+            </w:pPr>
+            <w:r/>
+            <w:r>
+              <w:rPr>
+                <w:rFonts w:ascii="맑은 고딕" w:hAnsi="맑은 고딕" w:eastAsia="맑은 고딕" w:cs="맑은 고딕"/>
+                <w:b w:val="0"/>
+                <w:color w:val="2C2114"/>
+                <w:sz w:val="18"/>
+              </w:rPr>
+            </w:r>
+          </w:p>
+        </w:tc>
+      </w:tr>
+      <w:tr>
+        <w:tc>
+          <w:tcPr>
+            <w:tcW w:type="dxa" w:w="1100"/>
+            <w:tcBorders>
+              <w:top w:val="single" w:sz="4" w:space="0" w:color="B0C8E0"/>
+              <w:left w:val="single" w:sz="4" w:space="0" w:color="B0C8E0"/>
+              <w:bottom w:val="single" w:sz="4" w:space="0" w:color="B0C8E0"/>
+              <w:right w:val="single" w:sz="4" w:space="0" w:color="B0C8E0"/>
+            </w:tcBorders>
+          </w:tcPr>
+          <w:p>
+            <w:pPr>
+              <w:jc w:val="center"/>
+            </w:pPr>
+            <w:r/>
+            <w:r>
+              <w:rPr>
+                <w:rFonts w:ascii="맑은 고딕" w:hAnsi="맑은 고딕" w:eastAsia="맑은 고딕" w:cs="맑은 고딕"/>
+                <w:b w:val="0"/>
+                <w:color w:val="2C2114"/>
+                <w:sz w:val="18"/>
+              </w:rPr>
+            </w:r>
+          </w:p>
+        </w:tc>
+        <w:tc>
+          <w:tcPr>
+            <w:tcW w:type="dxa" w:w="1700"/>
+            <w:tcBorders>
+              <w:top w:val="single" w:sz="4" w:space="0" w:color="B0C8E0"/>
+              <w:left w:val="single" w:sz="4" w:space="0" w:color="B0C8E0"/>
+              <w:bottom w:val="single" w:sz="4" w:space="0" w:color="B0C8E0"/>
+              <w:right w:val="single" w:sz="4" w:space="0" w:color="B0C8E0"/>
+            </w:tcBorders>
+          </w:tcPr>
+          <w:p>
+            <w:pPr>
+              <w:jc w:val="center"/>
+            </w:pPr>
+            <w:r/>
+            <w:r>
+              <w:rPr>
+                <w:rFonts w:ascii="맑은 고딕" w:hAnsi="맑은 고딕" w:eastAsia="맑은 고딕" w:cs="맑은 고딕"/>
+                <w:b w:val="0"/>
+                <w:color w:val="2C2114"/>
+                <w:sz w:val="18"/>
+              </w:rPr>
+            </w:r>
+          </w:p>
+        </w:tc>
+        <w:tc>
+          <w:tcPr>
+            <w:tcW w:type="dxa" w:w="4200"/>
+            <w:tcBorders>
+              <w:top w:val="single" w:sz="4" w:space="0" w:color="B0C8E0"/>
+              <w:left w:val="single" w:sz="4" w:space="0" w:color="B0C8E0"/>
+              <w:bottom w:val="single" w:sz="4" w:space="0" w:color="B0C8E0"/>
+              <w:right w:val="single" w:sz="4" w:space="0" w:color="B0C8E0"/>
+            </w:tcBorders>
+          </w:tcPr>
+          <w:p>
+            <w:pPr>
+              <w:jc w:val="center"/>
+            </w:pPr>
+            <w:r/>
+            <w:r>
+              <w:rPr>
+                <w:rFonts w:ascii="맑은 고딕" w:hAnsi="맑은 고딕" w:eastAsia="맑은 고딕" w:cs="맑은 고딕"/>
+                <w:b w:val="0"/>
+                <w:color w:val="2C2114"/>
+                <w:sz w:val="18"/>
+              </w:rPr>
+            </w:r>
+          </w:p>
+        </w:tc>
+        <w:tc>
+          <w:tcPr>
+            <w:tcW w:type="dxa" w:w="1700"/>
+            <w:tcBorders>
+              <w:top w:val="single" w:sz="4" w:space="0" w:color="B0C8E0"/>
+              <w:left w:val="single" w:sz="4" w:space="0" w:color="B0C8E0"/>
+              <w:bottom w:val="single" w:sz="4" w:space="0" w:color="B0C8E0"/>
+              <w:right w:val="single" w:sz="4" w:space="0" w:color="B0C8E0"/>
+            </w:tcBorders>
+          </w:tcPr>
+          <w:p>
+            <w:pPr>
+              <w:jc w:val="center"/>
+            </w:pPr>
+            <w:r/>
+            <w:r>
+              <w:rPr>
+                <w:rFonts w:ascii="맑은 고딕" w:hAnsi="맑은 고딕" w:eastAsia="맑은 고딕" w:cs="맑은 고딕"/>
+                <w:b w:val="0"/>
+                <w:color w:val="2C2114"/>
+                <w:sz w:val="18"/>
+              </w:rPr>
+            </w:r>
+          </w:p>
+        </w:tc>
+        <w:tc>
+          <w:tcPr>
+            <w:tcW w:type="dxa" w:w="1700"/>
+            <w:tcBorders>
+              <w:top w:val="single" w:sz="4" w:space="0" w:color="B0C8E0"/>
+              <w:left w:val="single" w:sz="4" w:space="0" w:color="B0C8E0"/>
+              <w:bottom w:val="single" w:sz="4" w:space="0" w:color="B0C8E0"/>
+              <w:right w:val="single" w:sz="4" w:space="0" w:color="B0C8E0"/>
+            </w:tcBorders>
+          </w:tcPr>
+          <w:p>
+            <w:pPr>
+              <w:jc w:val="center"/>
+            </w:pPr>
+            <w:r/>
+            <w:r>
+              <w:rPr>
+                <w:rFonts w:ascii="맑은 고딕" w:hAnsi="맑은 고딕" w:eastAsia="맑은 고딕" w:cs="맑은 고딕"/>
+                <w:b w:val="0"/>
+                <w:color w:val="2C2114"/>
+                <w:sz w:val="18"/>
+              </w:rPr>
+            </w:r>
+          </w:p>
+        </w:tc>
+      </w:tr>
+      <w:tr>
+        <w:tc>
+          <w:tcPr>
+            <w:tcW w:type="dxa" w:w="1100"/>
+            <w:tcBorders>
+              <w:top w:val="single" w:sz="4" w:space="0" w:color="B0C8E0"/>
+              <w:left w:val="single" w:sz="4" w:space="0" w:color="B0C8E0"/>
+              <w:bottom w:val="single" w:sz="4" w:space="0" w:color="B0C8E0"/>
+              <w:right w:val="single" w:sz="4" w:space="0" w:color="B0C8E0"/>
+            </w:tcBorders>
+          </w:tcPr>
+          <w:p>
+            <w:pPr>
+              <w:jc w:val="center"/>
+            </w:pPr>
+            <w:r/>
+            <w:r>
+              <w:rPr>
+                <w:rFonts w:ascii="맑은 고딕" w:hAnsi="맑은 고딕" w:eastAsia="맑은 고딕" w:cs="맑은 고딕"/>
+                <w:b w:val="0"/>
+                <w:color w:val="2C2114"/>
+                <w:sz w:val="18"/>
+              </w:rPr>
+            </w:r>
+          </w:p>
+        </w:tc>
+        <w:tc>
+          <w:tcPr>
+            <w:tcW w:type="dxa" w:w="1700"/>
+            <w:tcBorders>
+              <w:top w:val="single" w:sz="4" w:space="0" w:color="B0C8E0"/>
+              <w:left w:val="single" w:sz="4" w:space="0" w:color="B0C8E0"/>
+              <w:bottom w:val="single" w:sz="4" w:space="0" w:color="B0C8E0"/>
+              <w:right w:val="single" w:sz="4" w:space="0" w:color="B0C8E0"/>
+            </w:tcBorders>
+          </w:tcPr>
+          <w:p>
+            <w:pPr>
+              <w:jc w:val="center"/>
+            </w:pPr>
+            <w:r/>
+            <w:r>
+              <w:rPr>
+                <w:rFonts w:ascii="맑은 고딕" w:hAnsi="맑은 고딕" w:eastAsia="맑은 고딕" w:cs="맑은 고딕"/>
+                <w:b w:val="0"/>
+                <w:color w:val="2C2114"/>
+                <w:sz w:val="18"/>
+              </w:rPr>
+            </w:r>
+          </w:p>
+        </w:tc>
+        <w:tc>
+          <w:tcPr>
+            <w:tcW w:type="dxa" w:w="4200"/>
+            <w:tcBorders>
+              <w:top w:val="single" w:sz="4" w:space="0" w:color="B0C8E0"/>
+              <w:left w:val="single" w:sz="4" w:space="0" w:color="B0C8E0"/>
+              <w:bottom w:val="single" w:sz="4" w:space="0" w:color="B0C8E0"/>
+              <w:right w:val="single" w:sz="4" w:space="0" w:color="B0C8E0"/>
+            </w:tcBorders>
+          </w:tcPr>
+          <w:p>
+            <w:pPr>
+              <w:jc w:val="center"/>
+            </w:pPr>
+            <w:r/>
+            <w:r>
+              <w:rPr>
+                <w:rFonts w:ascii="맑은 고딕" w:hAnsi="맑은 고딕" w:eastAsia="맑은 고딕" w:cs="맑은 고딕"/>
+                <w:b w:val="0"/>
+                <w:color w:val="2C2114"/>
+                <w:sz w:val="18"/>
+              </w:rPr>
+            </w:r>
+          </w:p>
+        </w:tc>
+        <w:tc>
+          <w:tcPr>
+            <w:tcW w:type="dxa" w:w="1700"/>
+            <w:tcBorders>
+              <w:top w:val="single" w:sz="4" w:space="0" w:color="B0C8E0"/>
+              <w:left w:val="single" w:sz="4" w:space="0" w:color="B0C8E0"/>
+              <w:bottom w:val="single" w:sz="4" w:space="0" w:color="B0C8E0"/>
+              <w:right w:val="single" w:sz="4" w:space="0" w:color="B0C8E0"/>
+            </w:tcBorders>
+          </w:tcPr>
+          <w:p>
+            <w:pPr>
+              <w:jc w:val="center"/>
+            </w:pPr>
+            <w:r/>
+            <w:r>
+              <w:rPr>
+                <w:rFonts w:ascii="맑은 고딕" w:hAnsi="맑은 고딕" w:eastAsia="맑은 고딕" w:cs="맑은 고딕"/>
+                <w:b w:val="0"/>
+                <w:color w:val="2C2114"/>
+                <w:sz w:val="18"/>
+              </w:rPr>
+            </w:r>
+          </w:p>
+        </w:tc>
+        <w:tc>
+          <w:tcPr>
+            <w:tcW w:type="dxa" w:w="1700"/>
+            <w:tcBorders>
+              <w:top w:val="single" w:sz="4" w:space="0" w:color="B0C8E0"/>
+              <w:left w:val="single" w:sz="4" w:space="0" w:color="B0C8E0"/>
+              <w:bottom w:val="single" w:sz="4" w:space="0" w:color="B0C8E0"/>
+              <w:right w:val="single" w:sz="4" w:space="0" w:color="B0C8E0"/>
+            </w:tcBorders>
+          </w:tcPr>
+          <w:p>
+            <w:pPr>
+              <w:jc w:val="center"/>
+            </w:pPr>
+            <w:r/>
+            <w:r>
+              <w:rPr>
+                <w:rFonts w:ascii="맑은 고딕" w:hAnsi="맑은 고딕" w:eastAsia="맑은 고딕" w:cs="맑은 고딕"/>
+                <w:b w:val="0"/>
+                <w:color w:val="2C2114"/>
+                <w:sz w:val="18"/>
+              </w:rPr>
+            </w:r>
+          </w:p>
+        </w:tc>
+      </w:tr>
+      <w:tr>
+        <w:tc>
+          <w:tcPr>
+            <w:tcW w:type="dxa" w:w="1100"/>
+            <w:tcBorders>
+              <w:top w:val="single" w:sz="4" w:space="0" w:color="B0C8E0"/>
+              <w:left w:val="single" w:sz="4" w:space="0" w:color="B0C8E0"/>
+              <w:bottom w:val="single" w:sz="4" w:space="0" w:color="B0C8E0"/>
+              <w:right w:val="single" w:sz="4" w:space="0" w:color="B0C8E0"/>
+            </w:tcBorders>
+          </w:tcPr>
+          <w:p>
+            <w:pPr>
+              <w:jc w:val="center"/>
+            </w:pPr>
+            <w:r/>
+            <w:r>
+              <w:rPr>
+                <w:rFonts w:ascii="맑은 고딕" w:hAnsi="맑은 고딕" w:eastAsia="맑은 고딕" w:cs="맑은 고딕"/>
+                <w:b w:val="0"/>
+                <w:color w:val="2C2114"/>
+                <w:sz w:val="18"/>
+              </w:rPr>
+            </w:r>
+          </w:p>
+        </w:tc>
+        <w:tc>
+          <w:tcPr>
+            <w:tcW w:type="dxa" w:w="1700"/>
+            <w:tcBorders>
+              <w:top w:val="single" w:sz="4" w:space="0" w:color="B0C8E0"/>
+              <w:left w:val="single" w:sz="4" w:space="0" w:color="B0C8E0"/>
+              <w:bottom w:val="single" w:sz="4" w:space="0" w:color="B0C8E0"/>
+              <w:right w:val="single" w:sz="4" w:space="0" w:color="B0C8E0"/>
+            </w:tcBorders>
+          </w:tcPr>
+          <w:p>
+            <w:pPr>
+              <w:jc w:val="center"/>
+            </w:pPr>
+            <w:r/>
+            <w:r>
+              <w:rPr>
+                <w:rFonts w:ascii="맑은 고딕" w:hAnsi="맑은 고딕" w:eastAsia="맑은 고딕" w:cs="맑은 고딕"/>
+                <w:b w:val="0"/>
+                <w:color w:val="2C2114"/>
+                <w:sz w:val="18"/>
+              </w:rPr>
+            </w:r>
+          </w:p>
+        </w:tc>
+        <w:tc>
+          <w:tcPr>
+            <w:tcW w:type="dxa" w:w="4200"/>
+            <w:tcBorders>
+              <w:top w:val="single" w:sz="4" w:space="0" w:color="B0C8E0"/>
+              <w:left w:val="single" w:sz="4" w:space="0" w:color="B0C8E0"/>
+              <w:bottom w:val="single" w:sz="4" w:space="0" w:color="B0C8E0"/>
+              <w:right w:val="single" w:sz="4" w:space="0" w:color="B0C8E0"/>
+            </w:tcBorders>
+          </w:tcPr>
+          <w:p>
+            <w:pPr>
+              <w:jc w:val="center"/>
+            </w:pPr>
+            <w:r/>
+            <w:r>
+              <w:rPr>
+                <w:rFonts w:ascii="맑은 고딕" w:hAnsi="맑은 고딕" w:eastAsia="맑은 고딕" w:cs="맑은 고딕"/>
+                <w:b w:val="0"/>
+                <w:color w:val="2C2114"/>
+                <w:sz w:val="18"/>
+              </w:rPr>
+            </w:r>
+          </w:p>
+        </w:tc>
+        <w:tc>
+          <w:tcPr>
+            <w:tcW w:type="dxa" w:w="1700"/>
+            <w:tcBorders>
+              <w:top w:val="single" w:sz="4" w:space="0" w:color="B0C8E0"/>
+              <w:left w:val="single" w:sz="4" w:space="0" w:color="B0C8E0"/>
+              <w:bottom w:val="single" w:sz="4" w:space="0" w:color="B0C8E0"/>
+              <w:right w:val="single" w:sz="4" w:space="0" w:color="B0C8E0"/>
+            </w:tcBorders>
+          </w:tcPr>
+          <w:p>
+            <w:pPr>
+              <w:jc w:val="center"/>
+            </w:pPr>
+            <w:r/>
+            <w:r>
+              <w:rPr>
+                <w:rFonts w:ascii="맑은 고딕" w:hAnsi="맑은 고딕" w:eastAsia="맑은 고딕" w:cs="맑은 고딕"/>
+                <w:b w:val="0"/>
+                <w:color w:val="2C2114"/>
+                <w:sz w:val="18"/>
+              </w:rPr>
+            </w:r>
+          </w:p>
+        </w:tc>
+        <w:tc>
+          <w:tcPr>
+            <w:tcW w:type="dxa" w:w="1700"/>
+            <w:tcBorders>
+              <w:top w:val="single" w:sz="4" w:space="0" w:color="B0C8E0"/>
+              <w:left w:val="single" w:sz="4" w:space="0" w:color="B0C8E0"/>
+              <w:bottom w:val="single" w:sz="4" w:space="0" w:color="B0C8E0"/>
+              <w:right w:val="single" w:sz="4" w:space="0" w:color="B0C8E0"/>
+            </w:tcBorders>
+          </w:tcPr>
+          <w:p>
+            <w:pPr>
+              <w:jc w:val="center"/>
+            </w:pPr>
+            <w:r/>
+            <w:r>
+              <w:rPr>
+                <w:rFonts w:ascii="맑은 고딕" w:hAnsi="맑은 고딕" w:eastAsia="맑은 고딕" w:cs="맑은 고딕"/>
+                <w:b w:val="0"/>
+                <w:color w:val="2C2114"/>
+                <w:sz w:val="18"/>
+              </w:rPr>
             </w:r>
           </w:p>
         </w:tc>
@@ -9381,9 +10508,6 @@
 <w:ftr xmlns:wpc="http://schemas.microsoft.com/office/word/2010/wordprocessingCanvas" xmlns:mc="http://schemas.openxmlformats.org/markup-compatibility/2006" xmlns:o="urn:schemas-microsoft-com:office:office" xmlns:r="http://schemas.openxmlformats.org/officeDocument/2006/relationships" xmlns:m="http://schemas.openxmlformats.org/officeDocument/2006/math" xmlns:v="urn:schemas-microsoft-com:vml" xmlns:wp14="http://schemas.microsoft.com/office/word/2010/wordprocessingDrawing" xmlns:wp="http://schemas.openxmlformats.org/drawingml/2006/wordprocessingDrawing" xmlns:w10="urn:schemas-microsoft-com:office:word" xmlns:w="http://schemas.openxmlformats.org/wordprocessingml/2006/main" xmlns:w14="http://schemas.microsoft.com/office/word/2010/wordml" xmlns:w15="http://schemas.microsoft.com/office/word/2012/wordml" xmlns:wpg="http://schemas.microsoft.com/office/word/2010/wordprocessingGroup" xmlns:wpi="http://schemas.microsoft.com/office/word/2010/wordprocessingInk" xmlns:wne="http://schemas.microsoft.com/office/word/2006/wordml" xmlns:wps="http://schemas.microsoft.com/office/word/2010/wordprocessingShape">
   <w:p>
     <w:pPr>
-      <w:pBdr>
-        <w:top w:val="single" w:color="B0C8E0" w:sz="4"/>
-      </w:pBdr>
       <w:spacing w:after="0" w:before="80"/>
     </w:pPr>
     <w:r>
@@ -9440,9 +10564,6 @@
 <w:hdr xmlns:wpc="http://schemas.microsoft.com/office/word/2010/wordprocessingCanvas" xmlns:mc="http://schemas.openxmlformats.org/markup-compatibility/2006" xmlns:o="urn:schemas-microsoft-com:office:office" xmlns:r="http://schemas.openxmlformats.org/officeDocument/2006/relationships" xmlns:m="http://schemas.openxmlformats.org/officeDocument/2006/math" xmlns:v="urn:schemas-microsoft-com:vml" xmlns:wp14="http://schemas.microsoft.com/office/word/2010/wordprocessingDrawing" xmlns:wp="http://schemas.openxmlformats.org/drawingml/2006/wordprocessingDrawing" xmlns:w10="urn:schemas-microsoft-com:office:word" xmlns:w="http://schemas.openxmlformats.org/wordprocessingml/2006/main" xmlns:w14="http://schemas.microsoft.com/office/word/2010/wordml" xmlns:w15="http://schemas.microsoft.com/office/word/2012/wordml" xmlns:wpg="http://schemas.microsoft.com/office/word/2010/wordprocessingGroup" xmlns:wpi="http://schemas.microsoft.com/office/word/2010/wordprocessingInk" xmlns:wne="http://schemas.microsoft.com/office/word/2006/wordml" xmlns:wps="http://schemas.microsoft.com/office/word/2010/wordprocessingShape" xmlns:cx="http://schemas.microsoft.com/office/drawing/2014/chartex" xmlns:cx1="http://schemas.microsoft.com/office/drawing/2015/9/8/chartex" xmlns:cx2="http://schemas.microsoft.com/office/drawing/2015/10/21/chartex" xmlns:cx3="http://schemas.microsoft.com/office/drawing/2016/5/9/chartex" xmlns:cx4="http://schemas.microsoft.com/office/drawing/2016/5/10/chartex" xmlns:cx5="http://schemas.microsoft.com/office/drawing/2016/5/11/chartex" xmlns:cx6="http://schemas.microsoft.com/office/drawing/2016/5/12/chartex" xmlns:cx7="http://schemas.microsoft.com/office/drawing/2016/5/13/chartex" xmlns:cx8="http://schemas.microsoft.com/office/drawing/2016/5/14/chartex" xmlns:w16cid="http://schemas.microsoft.com/office/word/2016/wordml/cid" xmlns:w16se="http://schemas.microsoft.com/office/word/2015/wordml/symex">
   <w:p>
     <w:pPr>
-      <w:pBdr>
-        <w:bottom w:val="single" w:color="C8714A" w:sz="4"/>
-      </w:pBdr>
       <w:spacing w:after="80" w:before="0"/>
     </w:pPr>
     <w:r>

--- a/DB/찬양팀/PRS_찬양팀매뉴얼_201-203_사랑과평안의교회.docx
+++ b/DB/찬양팀/PRS_찬양팀매뉴얼_201-203_사랑과평안의교회.docx
@@ -1049,6 +1049,22 @@
     </w:p>
     <w:p>
       <w:pPr>
+        <w:spacing w:after="44" w:before="40"/>
+        <w:ind w:left="360" w:hanging="360"/>
+        <w:jc w:val="both"/>
+      </w:pPr>
+      <w:r>
+        <w:rPr>
+          <w:rFonts w:ascii="맑은 고딕" w:cs="맑은 고딕" w:eastAsia="맑은 고딕" w:hAnsi="맑은 고딕"/>
+          <w:color w:val="1A1A1A"/>
+          <w:sz w:val="20"/>
+          <w:szCs w:val="20"/>
+        </w:rPr>
+        <w:t xml:space="preserve">③ 예배 찬양 인도는 찬양팀 싱어가 차례대로 OO주씩 돌아가며 순번제로 담당한다.</w:t>
+      </w:r>
+    </w:p>
+    <w:p>
+      <w:pPr>
         <w:spacing w:after="40" w:before="0"/>
       </w:pPr>
       <w:r>
@@ -2411,7 +2427,7 @@
           <w:sz w:val="20"/>
           <w:szCs w:val="20"/>
         </w:rPr>
-        <w:t xml:space="preserve">① 정기 연습은 주 1회를 원칙으로 하며, 요일·시간은 팀원 협의로 결정하고 담임목사의 승인을 받는다.</w:t>
+        <w:t xml:space="preserve">① 정기 연습은 수요일(오후 8시), 금요일(오후 8시), 주일(오전 10시 30분) 총 3회를 원칙으로 한다.</w:t>
       </w:r>
     </w:p>
     <w:p>
@@ -2427,7 +2443,7 @@
           <w:sz w:val="20"/>
           <w:szCs w:val="20"/>
         </w:rPr>
-        <w:t xml:space="preserve">② 주일 예배 전날(토요일) 리허설을 추가 진행하는 것을 권장한다.</w:t>
+        <w:t xml:space="preserve">② 주일 연습은 그 주 찬양 인도자와 반주자만 참여하고, 나머지 팀원은 본당에서 기도로 예배를 준비한다.</w:t>
       </w:r>
     </w:p>
     <w:p>
@@ -3265,7 +3281,7 @@
           <w:sz w:val="20"/>
           <w:szCs w:val="20"/>
         </w:rPr>
-        <w:t xml:space="preserve">① 인도자는 매주 수요일까지 셋리스트 초안(서식 PRS-F03)을 작성하여 담임목사에게 보고한다.</w:t>
+        <w:t xml:space="preserve">① 인도자는 찬양콘티를 매주 월요일 저녁까지 작성하여 찬양팀에게 공유한다.</w:t>
       </w:r>
     </w:p>
     <w:p>
@@ -3297,7 +3313,7 @@
           <w:sz w:val="20"/>
           <w:szCs w:val="20"/>
         </w:rPr>
-        <w:t xml:space="preserve">③ 최종 셋리스트는 목요일까지 팀원에게 공유한다.</w:t>
+        <w:t xml:space="preserve">③ PPT 담당자는 PPT 가사를 작성하여 찬양팀에 공유하고, 수요 예배 시작 전 악보에 가사 페이지를 명시하여 PPT 진행을 위한 사전 준비를 한다.</w:t>
       </w:r>
     </w:p>
     <w:p>
@@ -3429,6 +3445,205 @@
     <w:p>
       <w:pPr>
         <w:spacing w:after="200" w:before="0"/>
+      </w:pPr>
+      <w:r>
+        <w:rPr>
+          <w:rFonts w:ascii="맑은 고딕" w:cs="맑은 고딕" w:eastAsia="맑은 고딕" w:hAnsi="맑은 고딕"/>
+          <w:color w:val="1A1A1A"/>
+          <w:sz w:val="20"/>
+          <w:szCs w:val="20"/>
+        </w:rPr>
+        <w:t xml:space="preserve"/>
+      </w:r>
+    </w:p>
+    <w:p>
+      <w:pPr>
+        <w:shd w:fill="FFFFFF" w:val="clear"/>
+        <w:spacing w:after="200" w:before="440"/>
+        <w:jc w:val="center"/>
+      </w:pPr>
+      <w:r>
+        <w:rPr>
+          <w:rFonts w:ascii="맑은 고딕" w:cs="맑은 고딕" w:eastAsia="맑은 고딕" w:hAnsi="맑은 고딕"/>
+          <w:b/>
+          <w:bCs/>
+          <w:color w:val="1A1A1A"/>
+          <w:sz w:val="27"/>
+          <w:szCs w:val="27"/>
+        </w:rPr>
+        <w:t xml:space="preserve">제 4 장  예배 당일 운영</w:t>
+      </w:r>
+      <w:r>
+        <w:rPr>
+          <w:rFonts w:ascii="맑은 고딕" w:cs="맑은 고딕" w:eastAsia="맑은 고딕" w:hAnsi="맑은 고딕"/>
+          <w:color w:val="C0D4EC"/>
+          <w:sz w:val="16"/>
+          <w:szCs w:val="16"/>
+        </w:rPr>
+        <w:t xml:space="preserve">  Service Day Operations</w:t>
+      </w:r>
+    </w:p>
+    <w:p>
+      <w:pPr>
+        <w:spacing w:after="40" w:before="0"/>
+      </w:pPr>
+      <w:r>
+        <w:rPr>
+          <w:rFonts w:ascii="맑은 고딕" w:cs="맑은 고딕" w:eastAsia="맑은 고딕" w:hAnsi="맑은 고딕"/>
+          <w:color w:val="1A1A1A"/>
+          <w:sz w:val="20"/>
+          <w:szCs w:val="20"/>
+        </w:rPr>
+        <w:t xml:space="preserve"/>
+      </w:r>
+    </w:p>
+    <w:p>
+      <w:pPr>
+        <w:spacing w:after="60" w:before="260"/>
+        <w:ind w:left="180"/>
+      </w:pPr>
+      <w:r>
+        <w:rPr>
+          <w:rFonts w:ascii="맑은 고딕" w:cs="맑은 고딕" w:eastAsia="맑은 고딕" w:hAnsi="맑은 고딕"/>
+          <w:b/>
+          <w:bCs/>
+          <w:color w:val="1A3A5C"/>
+          <w:sz w:val="21"/>
+          <w:szCs w:val="21"/>
+        </w:rPr>
+        <w:t xml:space="preserve">제 11 조 (예배 전후 단상 준비)</w:t>
+      </w:r>
+    </w:p>
+    <w:p>
+      <w:pPr>
+        <w:spacing w:after="44" w:before="40"/>
+        <w:ind w:left="360" w:hanging="360"/>
+        <w:jc w:val="both"/>
+      </w:pPr>
+      <w:r>
+        <w:rPr>
+          <w:rFonts w:ascii="맑은 고딕" w:cs="맑은 고딕" w:eastAsia="맑은 고딕" w:hAnsi="맑은 고딕"/>
+          <w:color w:val="1A1A1A"/>
+          <w:sz w:val="20"/>
+          <w:szCs w:val="20"/>
+        </w:rPr>
+        <w:t xml:space="preserve">① 예배 전 인도자는 단상 찬양 준비 상태(마이크 결착·세팅 상태 등)를 점검한다.</w:t>
+      </w:r>
+    </w:p>
+    <w:p>
+      <w:pPr>
+        <w:spacing w:after="44" w:before="40"/>
+        <w:ind w:left="360" w:hanging="360"/>
+        <w:jc w:val="both"/>
+      </w:pPr>
+      <w:r>
+        <w:rPr>
+          <w:rFonts w:ascii="맑은 고딕" w:cs="맑은 고딕" w:eastAsia="맑은 고딕" w:hAnsi="맑은 고딕"/>
+          <w:color w:val="1A1A1A"/>
+          <w:sz w:val="20"/>
+          <w:szCs w:val="20"/>
+        </w:rPr>
+        <w:t xml:space="preserve">② 예배 후에는 다음 예배를 위해 마이크·보면대 등 단상 위를 정리하며, 모든 팀원이 함께 정리한다.</w:t>
+      </w:r>
+    </w:p>
+    <w:p>
+      <w:pPr>
+        <w:spacing w:after="40" w:before="0"/>
+      </w:pPr>
+      <w:r>
+        <w:rPr>
+          <w:rFonts w:ascii="맑은 고딕" w:cs="맑은 고딕" w:eastAsia="맑은 고딕" w:hAnsi="맑은 고딕"/>
+          <w:color w:val="1A1A1A"/>
+          <w:sz w:val="20"/>
+          <w:szCs w:val="20"/>
+        </w:rPr>
+        <w:t xml:space="preserve"/>
+      </w:r>
+    </w:p>
+    <w:p>
+      <w:pPr>
+        <w:spacing w:after="60" w:before="260"/>
+        <w:ind w:left="180"/>
+      </w:pPr>
+      <w:r>
+        <w:rPr>
+          <w:rFonts w:ascii="맑은 고딕" w:cs="맑은 고딕" w:eastAsia="맑은 고딕" w:hAnsi="맑은 고딕"/>
+          <w:b/>
+          <w:bCs/>
+          <w:color w:val="1A3A5C"/>
+          <w:sz w:val="21"/>
+          <w:szCs w:val="21"/>
+        </w:rPr>
+        <w:t xml:space="preserve">제 12 조 (악보 준비 및 배포)</w:t>
+      </w:r>
+    </w:p>
+    <w:p>
+      <w:pPr>
+        <w:spacing w:after="44" w:before="40"/>
+        <w:ind w:left="360" w:hanging="360"/>
+        <w:jc w:val="both"/>
+      </w:pPr>
+      <w:r>
+        <w:rPr>
+          <w:rFonts w:ascii="맑은 고딕" w:cs="맑은 고딕" w:eastAsia="맑은 고딕" w:hAnsi="맑은 고딕"/>
+          <w:color w:val="1A1A1A"/>
+          <w:sz w:val="20"/>
+          <w:szCs w:val="20"/>
+        </w:rPr>
+        <w:t xml:space="preserve">① 악보는 인도자가 출력하여 수요 예배 전 담임목사, 온라인 송출 담당, PPT 담당, 반주자 등에게 전달한다.</w:t>
+      </w:r>
+    </w:p>
+    <w:p>
+      <w:pPr>
+        <w:spacing w:after="44" w:before="40"/>
+        <w:ind w:left="360" w:hanging="360"/>
+        <w:jc w:val="both"/>
+      </w:pPr>
+      <w:r>
+        <w:rPr>
+          <w:rFonts w:ascii="맑은 고딕" w:cs="맑은 고딕" w:eastAsia="맑은 고딕" w:hAnsi="맑은 고딕"/>
+          <w:color w:val="1A1A1A"/>
+          <w:sz w:val="20"/>
+          <w:szCs w:val="20"/>
+        </w:rPr>
+        <w:t xml:space="preserve">② 담임목사 악보는 A4 크기로, 한 페이지당 악보 1개로 작성한다.</w:t>
+      </w:r>
+    </w:p>
+    <w:p>
+      <w:pPr>
+        <w:spacing w:after="44" w:before="40"/>
+        <w:ind w:left="360" w:hanging="360"/>
+        <w:jc w:val="both"/>
+      </w:pPr>
+      <w:r>
+        <w:rPr>
+          <w:rFonts w:ascii="맑은 고딕" w:cs="맑은 고딕" w:eastAsia="맑은 고딕" w:hAnsi="맑은 고딕"/>
+          <w:color w:val="1A1A1A"/>
+          <w:sz w:val="20"/>
+          <w:szCs w:val="20"/>
+        </w:rPr>
+        <w:t xml:space="preserve">③ 온라인 송출 담당, PPT 담당 악보는 A3 크기로 작성된 악보를 A4 크기로 출력한다.</w:t>
+      </w:r>
+    </w:p>
+    <w:p>
+      <w:pPr>
+        <w:spacing w:after="44" w:before="40"/>
+        <w:ind w:left="360" w:hanging="360"/>
+        <w:jc w:val="both"/>
+      </w:pPr>
+      <w:r>
+        <w:rPr>
+          <w:rFonts w:ascii="맑은 고딕" w:cs="맑은 고딕" w:eastAsia="맑은 고딕" w:hAnsi="맑은 고딕"/>
+          <w:color w:val="1A1A1A"/>
+          <w:sz w:val="20"/>
+          <w:szCs w:val="20"/>
+        </w:rPr>
+        <w:t xml:space="preserve">④ 반주자 악보는 A3 크기로 단면 출력한다.</w:t>
+      </w:r>
+    </w:p>
+    <w:p>
+      <w:pPr>
+        <w:spacing w:after="40" w:before="0"/>
       </w:pPr>
       <w:r>
         <w:rPr>
@@ -9415,6 +9630,300 @@
     <w:p>
       <w:pPr>
         <w:spacing w:after="200" w:before="0"/>
+      </w:pPr>
+      <w:r>
+        <w:rPr>
+          <w:rFonts w:ascii="맑은 고딕" w:cs="맑은 고딕" w:eastAsia="맑은 고딕" w:hAnsi="맑은 고딕"/>
+          <w:color w:val="1A1A1A"/>
+          <w:sz w:val="20"/>
+          <w:szCs w:val="20"/>
+        </w:rPr>
+        <w:t xml:space="preserve"/>
+      </w:r>
+    </w:p>
+    <w:p>
+      <w:pPr>
+        <w:shd w:fill="FFFFFF" w:val="clear"/>
+        <w:spacing w:after="200" w:before="440"/>
+        <w:jc w:val="center"/>
+      </w:pPr>
+      <w:r>
+        <w:rPr>
+          <w:rFonts w:ascii="맑은 고딕" w:cs="맑은 고딕" w:eastAsia="맑은 고딕" w:hAnsi="맑은 고딕"/>
+          <w:b/>
+          <w:bCs/>
+          <w:color w:val="1A1A1A"/>
+          <w:sz w:val="27"/>
+          <w:szCs w:val="27"/>
+        </w:rPr>
+        <w:t xml:space="preserve">제 6 장  절기·특별예배 및 기도모임</w:t>
+      </w:r>
+      <w:r>
+        <w:rPr>
+          <w:rFonts w:ascii="맑은 고딕" w:cs="맑은 고딕" w:eastAsia="맑은 고딕" w:hAnsi="맑은 고딕"/>
+          <w:color w:val="C0D4EC"/>
+          <w:sz w:val="16"/>
+          <w:szCs w:val="16"/>
+        </w:rPr>
+        <w:t xml:space="preserve">  Special Services &amp; Prayer Meeting</w:t>
+      </w:r>
+    </w:p>
+    <w:p>
+      <w:pPr>
+        <w:spacing w:after="40" w:before="0"/>
+      </w:pPr>
+      <w:r>
+        <w:rPr>
+          <w:rFonts w:ascii="맑은 고딕" w:cs="맑은 고딕" w:eastAsia="맑은 고딕" w:hAnsi="맑은 고딕"/>
+          <w:color w:val="1A1A1A"/>
+          <w:sz w:val="20"/>
+          <w:szCs w:val="20"/>
+        </w:rPr>
+        <w:t xml:space="preserve"/>
+      </w:r>
+    </w:p>
+    <w:p>
+      <w:pPr>
+        <w:spacing w:after="60" w:before="260"/>
+        <w:ind w:left="180"/>
+      </w:pPr>
+      <w:r>
+        <w:rPr>
+          <w:rFonts w:ascii="맑은 고딕" w:cs="맑은 고딕" w:eastAsia="맑은 고딕" w:hAnsi="맑은 고딕"/>
+          <w:b/>
+          <w:bCs/>
+          <w:color w:val="1A3A5C"/>
+          <w:sz w:val="21"/>
+          <w:szCs w:val="21"/>
+        </w:rPr>
+        <w:t xml:space="preserve">제 11 조 (성탄예배·송구영신예배 찬양 인도)</w:t>
+      </w:r>
+    </w:p>
+    <w:p>
+      <w:pPr>
+        <w:spacing w:after="44" w:before="40"/>
+        <w:ind w:left="360" w:hanging="360"/>
+        <w:jc w:val="both"/>
+      </w:pPr>
+      <w:r>
+        <w:rPr>
+          <w:rFonts w:ascii="맑은 고딕" w:cs="맑은 고딕" w:eastAsia="맑은 고딕" w:hAnsi="맑은 고딕"/>
+          <w:color w:val="1A1A1A"/>
+          <w:sz w:val="20"/>
+          <w:szCs w:val="20"/>
+        </w:rPr>
+        <w:t xml:space="preserve">① 찬양 인도는 그 주 공적인 예배 찬양 인도자가 담당한다.</w:t>
+      </w:r>
+    </w:p>
+    <w:p>
+      <w:pPr>
+        <w:spacing w:after="44" w:before="40"/>
+        <w:ind w:left="360" w:hanging="360"/>
+        <w:jc w:val="both"/>
+      </w:pPr>
+      <w:r>
+        <w:rPr>
+          <w:rFonts w:ascii="맑은 고딕" w:cs="맑은 고딕" w:eastAsia="맑은 고딕" w:hAnsi="맑은 고딕"/>
+          <w:color w:val="1A1A1A"/>
+          <w:sz w:val="20"/>
+          <w:szCs w:val="20"/>
+        </w:rPr>
+        <w:t xml:space="preserve">② 찬양콘티는 예배 2일 전까지 작성하여 찬양팀에 공유한다.</w:t>
+      </w:r>
+    </w:p>
+    <w:p>
+      <w:pPr>
+        <w:spacing w:after="44" w:before="40"/>
+        <w:ind w:left="360" w:hanging="360"/>
+        <w:jc w:val="both"/>
+      </w:pPr>
+      <w:r>
+        <w:rPr>
+          <w:rFonts w:ascii="맑은 고딕" w:cs="맑은 고딕" w:eastAsia="맑은 고딕" w:hAnsi="맑은 고딕"/>
+          <w:color w:val="1A1A1A"/>
+          <w:sz w:val="20"/>
+          <w:szCs w:val="20"/>
+        </w:rPr>
+        <w:t xml:space="preserve">③ PPT 담당은 예배 1일 전까지 PPT를 작성하여 찬양팀에 공유한다.</w:t>
+      </w:r>
+    </w:p>
+    <w:p>
+      <w:pPr>
+        <w:spacing w:after="44" w:before="40"/>
+        <w:ind w:left="360" w:hanging="360"/>
+        <w:jc w:val="both"/>
+      </w:pPr>
+      <w:r>
+        <w:rPr>
+          <w:rFonts w:ascii="맑은 고딕" w:cs="맑은 고딕" w:eastAsia="맑은 고딕" w:hAnsi="맑은 고딕"/>
+          <w:color w:val="1A1A1A"/>
+          <w:sz w:val="20"/>
+          <w:szCs w:val="20"/>
+        </w:rPr>
+        <w:t xml:space="preserve">④ 연습 시간은 OO시에 진행한다.</w:t>
+      </w:r>
+    </w:p>
+    <w:p>
+      <w:pPr>
+        <w:spacing w:after="40" w:before="0"/>
+      </w:pPr>
+      <w:r>
+        <w:rPr>
+          <w:rFonts w:ascii="맑은 고딕" w:cs="맑은 고딕" w:eastAsia="맑은 고딕" w:hAnsi="맑은 고딕"/>
+          <w:color w:val="1A1A1A"/>
+          <w:sz w:val="20"/>
+          <w:szCs w:val="20"/>
+        </w:rPr>
+        <w:t xml:space="preserve"/>
+      </w:r>
+    </w:p>
+    <w:p>
+      <w:pPr>
+        <w:spacing w:after="60" w:before="260"/>
+        <w:ind w:left="180"/>
+      </w:pPr>
+      <w:r>
+        <w:rPr>
+          <w:rFonts w:ascii="맑은 고딕" w:cs="맑은 고딕" w:eastAsia="맑은 고딕" w:hAnsi="맑은 고딕"/>
+          <w:b/>
+          <w:bCs/>
+          <w:color w:val="1A3A5C"/>
+          <w:sz w:val="21"/>
+          <w:szCs w:val="21"/>
+        </w:rPr>
+        <w:t xml:space="preserve">제 12 조 (여름 가족 수련회 찬양 인도)</w:t>
+      </w:r>
+    </w:p>
+    <w:p>
+      <w:pPr>
+        <w:spacing w:after="44" w:before="40"/>
+        <w:ind w:left="360" w:hanging="360"/>
+        <w:jc w:val="both"/>
+      </w:pPr>
+      <w:r>
+        <w:rPr>
+          <w:rFonts w:ascii="맑은 고딕" w:cs="맑은 고딕" w:eastAsia="맑은 고딕" w:hAnsi="맑은 고딕"/>
+          <w:color w:val="1A1A1A"/>
+          <w:sz w:val="20"/>
+          <w:szCs w:val="20"/>
+        </w:rPr>
+        <w:t xml:space="preserve">① 찬양 인도는 그 주 공적인 예배 찬양 인도자가 담당한다.</w:t>
+      </w:r>
+    </w:p>
+    <w:p>
+      <w:pPr>
+        <w:spacing w:after="44" w:before="40"/>
+        <w:ind w:left="360" w:hanging="360"/>
+        <w:jc w:val="both"/>
+      </w:pPr>
+      <w:r>
+        <w:rPr>
+          <w:rFonts w:ascii="맑은 고딕" w:cs="맑은 고딕" w:eastAsia="맑은 고딕" w:hAnsi="맑은 고딕"/>
+          <w:color w:val="1A1A1A"/>
+          <w:sz w:val="20"/>
+          <w:szCs w:val="20"/>
+        </w:rPr>
+        <w:t xml:space="preserve">② 찬양콘티는 수련회 2일 전까지 작성하여 찬양팀에 공유한다.</w:t>
+      </w:r>
+    </w:p>
+    <w:p>
+      <w:pPr>
+        <w:spacing w:after="44" w:before="40"/>
+        <w:ind w:left="360" w:hanging="360"/>
+        <w:jc w:val="both"/>
+      </w:pPr>
+      <w:r>
+        <w:rPr>
+          <w:rFonts w:ascii="맑은 고딕" w:cs="맑은 고딕" w:eastAsia="맑은 고딕" w:hAnsi="맑은 고딕"/>
+          <w:color w:val="1A1A1A"/>
+          <w:sz w:val="20"/>
+          <w:szCs w:val="20"/>
+        </w:rPr>
+        <w:t xml:space="preserve">③ PPT 담당은 수련회 1일 전까지 PPT를 작성하여 찬양팀에 공유한다.</w:t>
+      </w:r>
+    </w:p>
+    <w:p>
+      <w:pPr>
+        <w:spacing w:after="44" w:before="40"/>
+        <w:ind w:left="360" w:hanging="360"/>
+        <w:jc w:val="both"/>
+      </w:pPr>
+      <w:r>
+        <w:rPr>
+          <w:rFonts w:ascii="맑은 고딕" w:cs="맑은 고딕" w:eastAsia="맑은 고딕" w:hAnsi="맑은 고딕"/>
+          <w:color w:val="1A1A1A"/>
+          <w:sz w:val="20"/>
+          <w:szCs w:val="20"/>
+        </w:rPr>
+        <w:t xml:space="preserve">④ 연습 시간은 수련회 현장에 도착하여 예배 시작 시간 OO분 전에 진행한다.</w:t>
+      </w:r>
+    </w:p>
+    <w:p>
+      <w:pPr>
+        <w:spacing w:after="40" w:before="0"/>
+      </w:pPr>
+      <w:r>
+        <w:rPr>
+          <w:rFonts w:ascii="맑은 고딕" w:cs="맑은 고딕" w:eastAsia="맑은 고딕" w:hAnsi="맑은 고딕"/>
+          <w:color w:val="1A1A1A"/>
+          <w:sz w:val="20"/>
+          <w:szCs w:val="20"/>
+        </w:rPr>
+        <w:t xml:space="preserve"/>
+      </w:r>
+    </w:p>
+    <w:p>
+      <w:pPr>
+        <w:spacing w:after="60" w:before="260"/>
+        <w:ind w:left="180"/>
+      </w:pPr>
+      <w:r>
+        <w:rPr>
+          <w:rFonts w:ascii="맑은 고딕" w:cs="맑은 고딕" w:eastAsia="맑은 고딕" w:hAnsi="맑은 고딕"/>
+          <w:b/>
+          <w:bCs/>
+          <w:color w:val="1A3A5C"/>
+          <w:sz w:val="21"/>
+          <w:szCs w:val="21"/>
+        </w:rPr>
+        <w:t xml:space="preserve">제 13 조 (기도모임)</w:t>
+      </w:r>
+    </w:p>
+    <w:p>
+      <w:pPr>
+        <w:spacing w:after="44" w:before="40"/>
+        <w:ind w:left="360" w:hanging="360"/>
+        <w:jc w:val="both"/>
+      </w:pPr>
+      <w:r>
+        <w:rPr>
+          <w:rFonts w:ascii="맑은 고딕" w:cs="맑은 고딕" w:eastAsia="맑은 고딕" w:hAnsi="맑은 고딕"/>
+          <w:color w:val="1A1A1A"/>
+          <w:sz w:val="20"/>
+          <w:szCs w:val="20"/>
+        </w:rPr>
+        <w:t xml:space="preserve">① 기도모임은 성가대 연습이 없는 주(통상 매월 첫째 주)에 합심기도로 진행한다.</w:t>
+      </w:r>
+    </w:p>
+    <w:p>
+      <w:pPr>
+        <w:spacing w:after="44" w:before="40"/>
+        <w:ind w:left="360" w:hanging="360"/>
+        <w:jc w:val="both"/>
+      </w:pPr>
+      <w:r>
+        <w:rPr>
+          <w:rFonts w:ascii="맑은 고딕" w:cs="맑은 고딕" w:eastAsia="맑은 고딕" w:hAnsi="맑은 고딕"/>
+          <w:color w:val="1A1A1A"/>
+          <w:sz w:val="20"/>
+          <w:szCs w:val="20"/>
+        </w:rPr>
+        <w:t xml:space="preserve">② 기도 인도는 찬양팀 싱어가 차례대로(월 1회) 순번제로 담당한다.</w:t>
+      </w:r>
+    </w:p>
+    <w:p>
+      <w:pPr>
+        <w:spacing w:after="40" w:before="0"/>
       </w:pPr>
       <w:r>
         <w:rPr>

--- a/DB/찬양팀/PRS_찬양팀매뉴얼_201-203_사랑과평안의교회.docx
+++ b/DB/찬양팀/PRS_찬양팀매뉴얼_201-203_사랑과평안의교회.docx
@@ -435,7 +435,7 @@
           <w:rFonts w:ascii="맑은 고딕" w:hAnsi="맑은 고딕"/>
           <w:sz w:val="22"/>
         </w:rPr>
-        <w:t>아래 표는 찬양팀가 제출한 업무 현황을 반영한 것이다. 세부 운영 지침은 제1장 이하 각 조에서 정한다.</w:t>
+        <w:t>아래 표는 찬양팀이 제출한 업무 현황을 반영한 것이다. 세부 운영 지침은 제1장 이하 각 조에서 정한다.</w:t>
       </w:r>
     </w:p>
     <w:tbl>
@@ -1060,7 +1060,7 @@
           <w:sz w:val="20"/>
           <w:szCs w:val="20"/>
         </w:rPr>
-        <w:t xml:space="preserve">③ 예배 찬양 인도는 찬양팀 싱어가 차례대로 OO주씩 돌아가며 순번제로 담당한다.</w:t>
+        <w:t>③ 예배 찬양 인도는 찬양팀 싱어가 차례대로 __주씩 돌아가며 순번제로 담당한다.</w:t>
       </w:r>
     </w:p>
     <w:p>
@@ -3281,7 +3281,7 @@
           <w:sz w:val="20"/>
           <w:szCs w:val="20"/>
         </w:rPr>
-        <w:t xml:space="preserve">① 인도자는 찬양콘티를 매주 월요일 저녁까지 작성하여 찬양팀에게 공유한다.</w:t>
+        <w:t>① 인도자는 셋리스트(찬양콘티, 서식 PRS-F03)를 매주 월요일 저녁까지 작성하여 찬양팀에 공유하고, 담임목사에게 보고한다.</w:t>
       </w:r>
     </w:p>
     <w:p>
@@ -4113,7 +4113,7 @@
                 <w:sz w:val="18"/>
                 <w:szCs w:val="18"/>
               </w:rPr>
-              <w:t xml:space="preserve">—</w:t>
+              <w:t>말미 [개정 이력] 표 참조</w:t>
             </w:r>
           </w:p>
         </w:tc>
@@ -7781,7 +7781,7 @@
                 <w:sz w:val="18"/>
                 <w:szCs w:val="18"/>
               </w:rPr>
-              <w:t xml:space="preserve">—</w:t>
+              <w:t>말미 [개정 이력] 표 참조</w:t>
             </w:r>
           </w:p>
         </w:tc>
@@ -9760,7 +9760,7 @@
           <w:sz w:val="20"/>
           <w:szCs w:val="20"/>
         </w:rPr>
-        <w:t xml:space="preserve">④ 연습 시간은 OO시에 진행한다.</w:t>
+        <w:t>④ 연습 시간은 __시에 진행한다.</w:t>
       </w:r>
     </w:p>
     <w:p>
@@ -9855,7 +9855,7 @@
           <w:sz w:val="20"/>
           <w:szCs w:val="20"/>
         </w:rPr>
-        <w:t xml:space="preserve">④ 연습 시간은 수련회 현장에 도착하여 예배 시작 시간 OO분 전에 진행한다.</w:t>
+        <w:t>④ 연습 시간은 수련회 현장에 도착하여 예배 시작 시간 __분 전에 진행한다.</w:t>
       </w:r>
     </w:p>
     <w:p>

--- a/DB/찬양팀/PRS_찬양팀매뉴얼_201-203_사랑과평안의교회.docx
+++ b/DB/찬양팀/PRS_찬양팀매뉴얼_201-203_사랑과평안의교회.docx
@@ -1060,7 +1060,7 @@
           <w:sz w:val="20"/>
           <w:szCs w:val="20"/>
         </w:rPr>
-        <w:t>③ 예배 찬양 인도는 찬양팀 싱어가 차례대로 __주씩 돌아가며 순번제로 담당한다.</w:t>
+        <w:t>③ 예배 찬양 인도는 찬양팀 싱어가 차례대로 돌아가며 순번제로 담당한다.</w:t>
       </w:r>
     </w:p>
     <w:p>
@@ -9749,22 +9749,6 @@
     </w:p>
     <w:p>
       <w:pPr>
-        <w:spacing w:after="44" w:before="40"/>
-        <w:ind w:left="360" w:hanging="360"/>
-        <w:jc w:val="both"/>
-      </w:pPr>
-      <w:r>
-        <w:rPr>
-          <w:rFonts w:ascii="맑은 고딕" w:cs="맑은 고딕" w:eastAsia="맑은 고딕" w:hAnsi="맑은 고딕"/>
-          <w:color w:val="1A1A1A"/>
-          <w:sz w:val="20"/>
-          <w:szCs w:val="20"/>
-        </w:rPr>
-        <w:t>④ 연습 시간은 __시에 진행한다.</w:t>
-      </w:r>
-    </w:p>
-    <w:p>
-      <w:pPr>
         <w:spacing w:after="40" w:before="0"/>
       </w:pPr>
       <w:r>
@@ -9840,22 +9824,6 @@
           <w:szCs w:val="20"/>
         </w:rPr>
         <w:t xml:space="preserve">③ PPT 담당은 수련회 1일 전까지 PPT를 작성하여 찬양팀에 공유한다.</w:t>
-      </w:r>
-    </w:p>
-    <w:p>
-      <w:pPr>
-        <w:spacing w:after="44" w:before="40"/>
-        <w:ind w:left="360" w:hanging="360"/>
-        <w:jc w:val="both"/>
-      </w:pPr>
-      <w:r>
-        <w:rPr>
-          <w:rFonts w:ascii="맑은 고딕" w:cs="맑은 고딕" w:eastAsia="맑은 고딕" w:hAnsi="맑은 고딕"/>
-          <w:color w:val="1A1A1A"/>
-          <w:sz w:val="20"/>
-          <w:szCs w:val="20"/>
-        </w:rPr>
-        <w:t>④ 연습 시간은 수련회 현장에 도착하여 예배 시작 시간 __분 전에 진행한다.</w:t>
       </w:r>
     </w:p>
     <w:p>

--- a/DB/찬양팀/PRS_찬양팀매뉴얼_201-203_사랑과평안의교회.docx
+++ b/DB/찬양팀/PRS_찬양팀매뉴얼_201-203_사랑과평안의교회.docx
@@ -220,7 +220,7 @@
                 <w:sz w:val="18"/>
                 <w:szCs w:val="18"/>
               </w:rPr>
-              <w:t xml:space="preserve">관 련 문 서</w:t>
+              <w:t>상 위 문 서</w:t>
             </w:r>
           </w:p>
         </w:tc>
@@ -249,6 +249,70 @@
                 <w:szCs w:val="18"/>
               </w:rPr>
               <w:t xml:space="preserve">WOR-201/202  /  ADM-102  /  CPO-001 제25조</w:t>
+            </w:r>
+          </w:p>
+        </w:tc>
+      </w:tr>
+      <w:tr>
+        <w:tc>
+          <w:tcPr>
+            <w:tcW w:type="dxa" w:w="1800"/>
+            <w:tcBorders>
+              <w:top w:val="single" w:color="B0C8E0" w:sz="4"/>
+              <w:left w:val="single" w:color="B0C8E0" w:sz="4"/>
+              <w:bottom w:val="single" w:color="B0C8E0" w:sz="4"/>
+              <w:right w:val="single" w:color="B0C8E0" w:sz="4"/>
+            </w:tcBorders>
+            <w:shd w:fill="FFFFFF" w:val="clear"/>
+            <w:tcMar>
+              <w:top w:type="dxa" w:w="80"/>
+              <w:left w:type="dxa" w:w="160"/>
+              <w:bottom w:type="dxa" w:w="80"/>
+              <w:right w:type="dxa" w:w="120"/>
+            </w:tcMar>
+          </w:tcPr>
+          <w:p>
+            <w:pPr>
+              <w:jc w:val="center"/>
+            </w:pPr>
+            <w:r>
+              <w:rPr>
+                <w:rFonts w:ascii="맑은 고딕" w:cs="맑은 고딕" w:eastAsia="맑은 고딕" w:hAnsi="맑은 고딕"/>
+                <w:b/>
+                <w:bCs/>
+                <w:color w:val="1A3A5C"/>
+                <w:sz w:val="18"/>
+                <w:szCs w:val="18"/>
+              </w:rPr>
+              <w:t>관 련 부 서</w:t>
+            </w:r>
+          </w:p>
+        </w:tc>
+        <w:tc>
+          <w:tcPr>
+            <w:tcW w:type="dxa" w:w="4200"/>
+            <w:tcBorders>
+              <w:top w:val="single" w:color="B0C8E0" w:sz="4"/>
+              <w:left w:val="single" w:color="B0C8E0" w:sz="4"/>
+              <w:bottom w:val="single" w:color="B0C8E0" w:sz="4"/>
+              <w:right w:val="single" w:color="B0C8E0" w:sz="4"/>
+            </w:tcBorders>
+            <w:tcMar>
+              <w:top w:type="dxa" w:w="80"/>
+              <w:left w:type="dxa" w:w="160"/>
+              <w:bottom w:type="dxa" w:w="80"/>
+              <w:right w:type="dxa" w:w="120"/>
+            </w:tcMar>
+          </w:tcPr>
+          <w:p>
+            <w:r>
+              <w:rPr>
+                <w:rFonts w:ascii="맑은 고딕" w:cs="맑은 고딕" w:eastAsia="맑은 고딕" w:hAnsi="맑은 고딕"/>
+                <w:color w:val="1A1A1A"/>
+                <w:sz w:val="18"/>
+                <w:szCs w:val="18"/>
+              </w:rPr>
+              <w:t>찬양팀  |  예배부  |  시설관리부</w:t>
             </w:r>
           </w:p>
         </w:tc>
@@ -3957,7 +4021,7 @@
                 <w:sz w:val="18"/>
                 <w:szCs w:val="18"/>
               </w:rPr>
-              <w:t xml:space="preserve">관 련 문 서</w:t>
+              <w:t>상 위 문 서</w:t>
             </w:r>
           </w:p>
         </w:tc>
@@ -3986,6 +4050,70 @@
                 <w:szCs w:val="18"/>
               </w:rPr>
               <w:t xml:space="preserve">WOR-201/202  /  ADM-102  /  CPO-001 제25조</w:t>
+            </w:r>
+          </w:p>
+        </w:tc>
+      </w:tr>
+      <w:tr>
+        <w:tc>
+          <w:tcPr>
+            <w:tcW w:type="dxa" w:w="1800"/>
+            <w:tcBorders>
+              <w:top w:val="single" w:color="B0C8E0" w:sz="4"/>
+              <w:left w:val="single" w:color="B0C8E0" w:sz="4"/>
+              <w:bottom w:val="single" w:color="B0C8E0" w:sz="4"/>
+              <w:right w:val="single" w:color="B0C8E0" w:sz="4"/>
+            </w:tcBorders>
+            <w:shd w:fill="FFFFFF" w:val="clear"/>
+            <w:tcMar>
+              <w:top w:type="dxa" w:w="80"/>
+              <w:left w:type="dxa" w:w="160"/>
+              <w:bottom w:type="dxa" w:w="80"/>
+              <w:right w:type="dxa" w:w="120"/>
+            </w:tcMar>
+          </w:tcPr>
+          <w:p>
+            <w:pPr>
+              <w:jc w:val="center"/>
+            </w:pPr>
+            <w:r>
+              <w:rPr>
+                <w:rFonts w:ascii="맑은 고딕" w:cs="맑은 고딕" w:eastAsia="맑은 고딕" w:hAnsi="맑은 고딕"/>
+                <w:b/>
+                <w:bCs/>
+                <w:color w:val="1A3A5C"/>
+                <w:sz w:val="18"/>
+                <w:szCs w:val="18"/>
+              </w:rPr>
+              <w:t>관 련 부 서</w:t>
+            </w:r>
+          </w:p>
+        </w:tc>
+        <w:tc>
+          <w:tcPr>
+            <w:tcW w:type="dxa" w:w="4200"/>
+            <w:tcBorders>
+              <w:top w:val="single" w:color="B0C8E0" w:sz="4"/>
+              <w:left w:val="single" w:color="B0C8E0" w:sz="4"/>
+              <w:bottom w:val="single" w:color="B0C8E0" w:sz="4"/>
+              <w:right w:val="single" w:color="B0C8E0" w:sz="4"/>
+            </w:tcBorders>
+            <w:tcMar>
+              <w:top w:type="dxa" w:w="80"/>
+              <w:left w:type="dxa" w:w="160"/>
+              <w:bottom w:type="dxa" w:w="80"/>
+              <w:right w:type="dxa" w:w="120"/>
+            </w:tcMar>
+          </w:tcPr>
+          <w:p>
+            <w:r>
+              <w:rPr>
+                <w:rFonts w:ascii="맑은 고딕" w:cs="맑은 고딕" w:eastAsia="맑은 고딕" w:hAnsi="맑은 고딕"/>
+                <w:color w:val="1A1A1A"/>
+                <w:sz w:val="18"/>
+                <w:szCs w:val="18"/>
+              </w:rPr>
+              <w:t>찬양팀  |  예배부  |  시설관리부</w:t>
             </w:r>
           </w:p>
         </w:tc>
@@ -7625,7 +7753,7 @@
                 <w:sz w:val="18"/>
                 <w:szCs w:val="18"/>
               </w:rPr>
-              <w:t xml:space="preserve">관 련 문 서</w:t>
+              <w:t>상 위 문 서</w:t>
             </w:r>
           </w:p>
         </w:tc>
@@ -7654,6 +7782,70 @@
                 <w:szCs w:val="18"/>
               </w:rPr>
               <w:t xml:space="preserve">WOR-201/202  /  ADM-102  /  CPO-001 제25조</w:t>
+            </w:r>
+          </w:p>
+        </w:tc>
+      </w:tr>
+      <w:tr>
+        <w:tc>
+          <w:tcPr>
+            <w:tcW w:type="dxa" w:w="1800"/>
+            <w:tcBorders>
+              <w:top w:val="single" w:color="B0C8E0" w:sz="4"/>
+              <w:left w:val="single" w:color="B0C8E0" w:sz="4"/>
+              <w:bottom w:val="single" w:color="B0C8E0" w:sz="4"/>
+              <w:right w:val="single" w:color="B0C8E0" w:sz="4"/>
+            </w:tcBorders>
+            <w:shd w:fill="FFFFFF" w:val="clear"/>
+            <w:tcMar>
+              <w:top w:type="dxa" w:w="80"/>
+              <w:left w:type="dxa" w:w="160"/>
+              <w:bottom w:type="dxa" w:w="80"/>
+              <w:right w:type="dxa" w:w="120"/>
+            </w:tcMar>
+          </w:tcPr>
+          <w:p>
+            <w:pPr>
+              <w:jc w:val="center"/>
+            </w:pPr>
+            <w:r>
+              <w:rPr>
+                <w:rFonts w:ascii="맑은 고딕" w:cs="맑은 고딕" w:eastAsia="맑은 고딕" w:hAnsi="맑은 고딕"/>
+                <w:b/>
+                <w:bCs/>
+                <w:color w:val="1A3A5C"/>
+                <w:sz w:val="18"/>
+                <w:szCs w:val="18"/>
+              </w:rPr>
+              <w:t>관 련 부 서</w:t>
+            </w:r>
+          </w:p>
+        </w:tc>
+        <w:tc>
+          <w:tcPr>
+            <w:tcW w:type="dxa" w:w="4200"/>
+            <w:tcBorders>
+              <w:top w:val="single" w:color="B0C8E0" w:sz="4"/>
+              <w:left w:val="single" w:color="B0C8E0" w:sz="4"/>
+              <w:bottom w:val="single" w:color="B0C8E0" w:sz="4"/>
+              <w:right w:val="single" w:color="B0C8E0" w:sz="4"/>
+            </w:tcBorders>
+            <w:tcMar>
+              <w:top w:type="dxa" w:w="80"/>
+              <w:left w:type="dxa" w:w="160"/>
+              <w:bottom w:type="dxa" w:w="80"/>
+              <w:right w:type="dxa" w:w="120"/>
+            </w:tcMar>
+          </w:tcPr>
+          <w:p>
+            <w:r>
+              <w:rPr>
+                <w:rFonts w:ascii="맑은 고딕" w:cs="맑은 고딕" w:eastAsia="맑은 고딕" w:hAnsi="맑은 고딕"/>
+                <w:color w:val="1A1A1A"/>
+                <w:sz w:val="18"/>
+                <w:szCs w:val="18"/>
+              </w:rPr>
+              <w:t>찬양팀  |  예배부  |  시설관리부</w:t>
             </w:r>
           </w:p>
         </w:tc>
